--- a/klagomål/A 55498-2025 FSC-klagomål.docx
+++ b/klagomål/A 55498-2025 FSC-klagomål.docx
@@ -662,7 +662,7 @@
     <w:r>
       <w:tab/>
       <w:tab/>
-      <w:t>2025-11-12</w:t>
+      <w:t>2025-11-13</w:t>
       <w:br/>
       <w:br/>
     </w:r>

--- a/klagomål/A 55498-2025 FSC-klagomål.docx
+++ b/klagomål/A 55498-2025 FSC-klagomål.docx
@@ -662,7 +662,7 @@
     <w:r>
       <w:tab/>
       <w:tab/>
-      <w:t>2025-11-13</w:t>
+      <w:t>2025-11-14</w:t>
       <w:br/>
       <w:br/>
     </w:r>

--- a/klagomål/A 55498-2025 FSC-klagomål.docx
+++ b/klagomål/A 55498-2025 FSC-klagomål.docx
@@ -662,7 +662,7 @@
     <w:r>
       <w:tab/>
       <w:tab/>
-      <w:t>2025-11-14</w:t>
+      <w:t>2025-11-15</w:t>
       <w:br/>
       <w:br/>
     </w:r>

--- a/klagomål/A 55498-2025 FSC-klagomål.docx
+++ b/klagomål/A 55498-2025 FSC-klagomål.docx
@@ -662,7 +662,7 @@
     <w:r>
       <w:tab/>
       <w:tab/>
-      <w:t>2025-11-15</w:t>
+      <w:t>2025-11-20</w:t>
       <w:br/>
       <w:br/>
     </w:r>

--- a/klagomål/A 55498-2025 FSC-klagomål.docx
+++ b/klagomål/A 55498-2025 FSC-klagomål.docx
@@ -662,7 +662,7 @@
     <w:r>
       <w:tab/>
       <w:tab/>
-      <w:t>2025-11-20</w:t>
+      <w:t>2025-11-21</w:t>
       <w:br/>
       <w:br/>
     </w:r>

--- a/klagomål/A 55498-2025 FSC-klagomål.docx
+++ b/klagomål/A 55498-2025 FSC-klagomål.docx
@@ -662,7 +662,7 @@
     <w:r>
       <w:tab/>
       <w:tab/>
-      <w:t>2025-11-21</w:t>
+      <w:t>2025-11-22</w:t>
       <w:br/>
       <w:br/>
     </w:r>

--- a/klagomål/A 55498-2025 FSC-klagomål.docx
+++ b/klagomål/A 55498-2025 FSC-klagomål.docx
@@ -662,7 +662,7 @@
     <w:r>
       <w:tab/>
       <w:tab/>
-      <w:t>2025-11-22</w:t>
+      <w:t>2025-11-23</w:t>
       <w:br/>
       <w:br/>
     </w:r>

--- a/klagomål/A 55498-2025 FSC-klagomål.docx
+++ b/klagomål/A 55498-2025 FSC-klagomål.docx
@@ -662,7 +662,7 @@
     <w:r>
       <w:tab/>
       <w:tab/>
-      <w:t>2025-11-23</w:t>
+      <w:t>2025-11-24</w:t>
       <w:br/>
       <w:br/>
     </w:r>

--- a/klagomål/A 55498-2025 FSC-klagomål.docx
+++ b/klagomål/A 55498-2025 FSC-klagomål.docx
@@ -662,7 +662,7 @@
     <w:r>
       <w:tab/>
       <w:tab/>
-      <w:t>2025-11-24</w:t>
+      <w:t>2025-11-25</w:t>
       <w:br/>
       <w:br/>
     </w:r>

--- a/klagomål/A 55498-2025 FSC-klagomål.docx
+++ b/klagomål/A 55498-2025 FSC-klagomål.docx
@@ -662,7 +662,7 @@
     <w:r>
       <w:tab/>
       <w:tab/>
-      <w:t>2025-11-25</w:t>
+      <w:t>2025-11-26</w:t>
       <w:br/>
       <w:br/>
     </w:r>

--- a/klagomål/A 55498-2025 FSC-klagomål.docx
+++ b/klagomål/A 55498-2025 FSC-klagomål.docx
@@ -662,7 +662,7 @@
     <w:r>
       <w:tab/>
       <w:tab/>
-      <w:t>2025-11-26</w:t>
+      <w:t>2025-11-27</w:t>
       <w:br/>
       <w:br/>
     </w:r>

--- a/klagomål/A 55498-2025 FSC-klagomål.docx
+++ b/klagomål/A 55498-2025 FSC-klagomål.docx
@@ -662,7 +662,7 @@
     <w:r>
       <w:tab/>
       <w:tab/>
-      <w:t>2025-11-27</w:t>
+      <w:t>2025-11-28</w:t>
       <w:br/>
       <w:br/>
     </w:r>

--- a/klagomål/A 55498-2025 FSC-klagomål.docx
+++ b/klagomål/A 55498-2025 FSC-klagomål.docx
@@ -662,7 +662,7 @@
     <w:r>
       <w:tab/>
       <w:tab/>
-      <w:t>2025-11-28</w:t>
+      <w:t>2025-11-29</w:t>
       <w:br/>
       <w:br/>
     </w:r>

--- a/klagomål/A 55498-2025 FSC-klagomål.docx
+++ b/klagomål/A 55498-2025 FSC-klagomål.docx
@@ -662,7 +662,7 @@
     <w:r>
       <w:tab/>
       <w:tab/>
-      <w:t>2025-11-29</w:t>
+      <w:t>2025-11-30</w:t>
       <w:br/>
       <w:br/>
     </w:r>

--- a/klagomål/A 55498-2025 FSC-klagomål.docx
+++ b/klagomål/A 55498-2025 FSC-klagomål.docx
@@ -662,7 +662,7 @@
     <w:r>
       <w:tab/>
       <w:tab/>
-      <w:t>2025-11-30</w:t>
+      <w:t>2025-12-01</w:t>
       <w:br/>
       <w:br/>
     </w:r>

--- a/klagomål/A 55498-2025 FSC-klagomål.docx
+++ b/klagomål/A 55498-2025 FSC-klagomål.docx
@@ -662,7 +662,7 @@
     <w:r>
       <w:tab/>
       <w:tab/>
-      <w:t>2025-12-01</w:t>
+      <w:t>2025-12-02</w:t>
       <w:br/>
       <w:br/>
     </w:r>

--- a/klagomål/A 55498-2025 FSC-klagomål.docx
+++ b/klagomål/A 55498-2025 FSC-klagomål.docx
@@ -662,7 +662,7 @@
     <w:r>
       <w:tab/>
       <w:tab/>
-      <w:t>2025-12-02</w:t>
+      <w:t>2025-12-03</w:t>
       <w:br/>
       <w:br/>
     </w:r>

--- a/klagomål/A 55498-2025 FSC-klagomål.docx
+++ b/klagomål/A 55498-2025 FSC-klagomål.docx
@@ -662,7 +662,7 @@
     <w:r>
       <w:tab/>
       <w:tab/>
-      <w:t>2025-12-03</w:t>
+      <w:t>2025-12-04</w:t>
       <w:br/>
       <w:br/>
     </w:r>

--- a/klagomål/A 55498-2025 FSC-klagomål.docx
+++ b/klagomål/A 55498-2025 FSC-klagomål.docx
@@ -662,7 +662,7 @@
     <w:r>
       <w:tab/>
       <w:tab/>
-      <w:t>2025-12-04</w:t>
+      <w:t>2025-12-05</w:t>
       <w:br/>
       <w:br/>
     </w:r>

--- a/klagomål/A 55498-2025 FSC-klagomål.docx
+++ b/klagomål/A 55498-2025 FSC-klagomål.docx
@@ -662,7 +662,7 @@
     <w:r>
       <w:tab/>
       <w:tab/>
-      <w:t>2025-12-05</w:t>
+      <w:t>2025-12-06</w:t>
       <w:br/>
       <w:br/>
     </w:r>

--- a/klagomål/A 55498-2025 FSC-klagomål.docx
+++ b/klagomål/A 55498-2025 FSC-klagomål.docx
@@ -662,7 +662,7 @@
     <w:r>
       <w:tab/>
       <w:tab/>
-      <w:t>2025-12-06</w:t>
+      <w:t>2025-12-07</w:t>
       <w:br/>
       <w:br/>
     </w:r>

--- a/klagomål/A 55498-2025 FSC-klagomål.docx
+++ b/klagomål/A 55498-2025 FSC-klagomål.docx
@@ -662,7 +662,7 @@
     <w:r>
       <w:tab/>
       <w:tab/>
-      <w:t>2025-12-07</w:t>
+      <w:t>2025-12-08</w:t>
       <w:br/>
       <w:br/>
     </w:r>

--- a/klagomål/A 55498-2025 FSC-klagomål.docx
+++ b/klagomål/A 55498-2025 FSC-klagomål.docx
@@ -662,7 +662,7 @@
     <w:r>
       <w:tab/>
       <w:tab/>
-      <w:t>2025-12-08</w:t>
+      <w:t>2025-12-09</w:t>
       <w:br/>
       <w:br/>
     </w:r>

--- a/klagomål/A 55498-2025 FSC-klagomål.docx
+++ b/klagomål/A 55498-2025 FSC-klagomål.docx
@@ -662,7 +662,7 @@
     <w:r>
       <w:tab/>
       <w:tab/>
-      <w:t>2025-12-09</w:t>
+      <w:t>2025-12-10</w:t>
       <w:br/>
       <w:br/>
     </w:r>

--- a/klagomål/A 55498-2025 FSC-klagomål.docx
+++ b/klagomål/A 55498-2025 FSC-klagomål.docx
@@ -662,7 +662,7 @@
     <w:r>
       <w:tab/>
       <w:tab/>
-      <w:t>2025-12-10</w:t>
+      <w:t>2025-12-11</w:t>
       <w:br/>
       <w:br/>
     </w:r>

--- a/klagomål/A 55498-2025 FSC-klagomål.docx
+++ b/klagomål/A 55498-2025 FSC-klagomål.docx
@@ -662,7 +662,7 @@
     <w:r>
       <w:tab/>
       <w:tab/>
-      <w:t>2025-12-11</w:t>
+      <w:t>2025-12-12</w:t>
       <w:br/>
       <w:br/>
     </w:r>

--- a/klagomål/A 55498-2025 FSC-klagomål.docx
+++ b/klagomål/A 55498-2025 FSC-klagomål.docx
@@ -662,7 +662,7 @@
     <w:r>
       <w:tab/>
       <w:tab/>
-      <w:t>2025-12-12</w:t>
+      <w:t>2025-12-13</w:t>
       <w:br/>
       <w:br/>
     </w:r>

--- a/klagomål/A 55498-2025 FSC-klagomål.docx
+++ b/klagomål/A 55498-2025 FSC-klagomål.docx
@@ -662,7 +662,7 @@
     <w:r>
       <w:tab/>
       <w:tab/>
-      <w:t>2025-12-19</w:t>
+      <w:t>2025-12-20</w:t>
       <w:br/>
       <w:br/>
     </w:r>

--- a/klagomål/A 55498-2025 FSC-klagomål.docx
+++ b/klagomål/A 55498-2025 FSC-klagomål.docx
@@ -662,7 +662,7 @@
     <w:r>
       <w:tab/>
       <w:tab/>
-      <w:t>2025-12-20</w:t>
+      <w:t>2025-12-21</w:t>
       <w:br/>
       <w:br/>
     </w:r>

--- a/klagomål/A 55498-2025 FSC-klagomål.docx
+++ b/klagomål/A 55498-2025 FSC-klagomål.docx
@@ -662,7 +662,7 @@
     <w:r>
       <w:tab/>
       <w:tab/>
-      <w:t>2025-12-21</w:t>
+      <w:t>2025-12-22</w:t>
       <w:br/>
       <w:br/>
     </w:r>

--- a/klagomål/A 55498-2025 FSC-klagomål.docx
+++ b/klagomål/A 55498-2025 FSC-klagomål.docx
@@ -662,7 +662,7 @@
     <w:r>
       <w:tab/>
       <w:tab/>
-      <w:t>2025-12-22</w:t>
+      <w:t>2025-12-26</w:t>
       <w:br/>
       <w:br/>
     </w:r>

--- a/klagomål/A 55498-2025 FSC-klagomål.docx
+++ b/klagomål/A 55498-2025 FSC-klagomål.docx
@@ -662,7 +662,7 @@
     <w:r>
       <w:tab/>
       <w:tab/>
-      <w:t>2026-01-03</w:t>
+      <w:t>2026-01-04</w:t>
       <w:br/>
       <w:br/>
     </w:r>

--- a/klagomål/A 55498-2025 FSC-klagomål.docx
+++ b/klagomål/A 55498-2025 FSC-klagomål.docx
@@ -662,7 +662,7 @@
     <w:r>
       <w:tab/>
       <w:tab/>
-      <w:t>2026-01-07</w:t>
+      <w:t>2026-01-08</w:t>
       <w:br/>
       <w:br/>
     </w:r>

--- a/klagomål/A 55498-2025 FSC-klagomål.docx
+++ b/klagomål/A 55498-2025 FSC-klagomål.docx
@@ -662,7 +662,7 @@
     <w:r>
       <w:tab/>
       <w:tab/>
-      <w:t>2026-01-08</w:t>
+      <w:t>2026-01-09</w:t>
       <w:br/>
       <w:br/>
     </w:r>

--- a/klagomål/A 55498-2025 FSC-klagomål.docx
+++ b/klagomål/A 55498-2025 FSC-klagomål.docx
@@ -662,7 +662,7 @@
     <w:r>
       <w:tab/>
       <w:tab/>
-      <w:t>2026-01-09</w:t>
+      <w:t>2026-01-10</w:t>
       <w:br/>
       <w:br/>
     </w:r>

--- a/klagomål/A 55498-2025 FSC-klagomål.docx
+++ b/klagomål/A 55498-2025 FSC-klagomål.docx
@@ -662,7 +662,7 @@
     <w:r>
       <w:tab/>
       <w:tab/>
-      <w:t>2026-01-10</w:t>
+      <w:t>2026-01-11</w:t>
       <w:br/>
       <w:br/>
     </w:r>

--- a/klagomål/A 55498-2025 FSC-klagomål.docx
+++ b/klagomål/A 55498-2025 FSC-klagomål.docx
@@ -662,7 +662,7 @@
     <w:r>
       <w:tab/>
       <w:tab/>
-      <w:t>2026-01-11</w:t>
+      <w:t>2026-01-12</w:t>
       <w:br/>
       <w:br/>
     </w:r>

--- a/klagomål/A 55498-2025 FSC-klagomål.docx
+++ b/klagomål/A 55498-2025 FSC-klagomål.docx
@@ -662,7 +662,7 @@
     <w:r>
       <w:tab/>
       <w:tab/>
-      <w:t>2026-01-12</w:t>
+      <w:t>2026-01-13</w:t>
       <w:br/>
       <w:br/>
     </w:r>

--- a/klagomål/A 55498-2025 FSC-klagomål.docx
+++ b/klagomål/A 55498-2025 FSC-klagomål.docx
@@ -662,7 +662,7 @@
     <w:r>
       <w:tab/>
       <w:tab/>
-      <w:t>2026-01-13</w:t>
+      <w:t>2026-01-14</w:t>
       <w:br/>
       <w:br/>
     </w:r>

--- a/klagomål/A 55498-2025 FSC-klagomål.docx
+++ b/klagomål/A 55498-2025 FSC-klagomål.docx
@@ -662,7 +662,7 @@
     <w:r>
       <w:tab/>
       <w:tab/>
-      <w:t>2026-01-14</w:t>
+      <w:t>2026-01-15</w:t>
       <w:br/>
       <w:br/>
     </w:r>

--- a/klagomål/A 55498-2025 FSC-klagomål.docx
+++ b/klagomål/A 55498-2025 FSC-klagomål.docx
@@ -662,7 +662,7 @@
     <w:r>
       <w:tab/>
       <w:tab/>
-      <w:t>2026-01-15</w:t>
+      <w:t>2026-01-16</w:t>
       <w:br/>
       <w:br/>
     </w:r>

--- a/klagomål/A 55498-2025 FSC-klagomål.docx
+++ b/klagomål/A 55498-2025 FSC-klagomål.docx
@@ -662,7 +662,7 @@
     <w:r>
       <w:tab/>
       <w:tab/>
-      <w:t>2026-01-16</w:t>
+      <w:t>2026-01-17</w:t>
       <w:br/>
       <w:br/>
     </w:r>

--- a/klagomål/A 55498-2025 FSC-klagomål.docx
+++ b/klagomål/A 55498-2025 FSC-klagomål.docx
@@ -662,7 +662,7 @@
     <w:r>
       <w:tab/>
       <w:tab/>
-      <w:t>2026-01-17</w:t>
+      <w:t>2026-01-18</w:t>
       <w:br/>
       <w:br/>
     </w:r>

--- a/klagomål/A 55498-2025 FSC-klagomål.docx
+++ b/klagomål/A 55498-2025 FSC-klagomål.docx
@@ -662,7 +662,7 @@
     <w:r>
       <w:tab/>
       <w:tab/>
-      <w:t>2026-01-18</w:t>
+      <w:t>2026-01-19</w:t>
       <w:br/>
       <w:br/>
     </w:r>

--- a/klagomål/A 55498-2025 FSC-klagomål.docx
+++ b/klagomål/A 55498-2025 FSC-klagomål.docx
@@ -662,7 +662,7 @@
     <w:r>
       <w:tab/>
       <w:tab/>
-      <w:t>2026-01-19</w:t>
+      <w:t>2026-01-20</w:t>
       <w:br/>
       <w:br/>
     </w:r>

--- a/klagomål/A 55498-2025 FSC-klagomål.docx
+++ b/klagomål/A 55498-2025 FSC-klagomål.docx
@@ -662,7 +662,7 @@
     <w:r>
       <w:tab/>
       <w:tab/>
-      <w:t>2026-01-20</w:t>
+      <w:t>2026-01-21</w:t>
       <w:br/>
       <w:br/>
     </w:r>

--- a/klagomål/A 55498-2025 FSC-klagomål.docx
+++ b/klagomål/A 55498-2025 FSC-klagomål.docx
@@ -662,7 +662,7 @@
     <w:r>
       <w:tab/>
       <w:tab/>
-      <w:t>2026-01-21</w:t>
+      <w:t>2026-01-23</w:t>
       <w:br/>
       <w:br/>
     </w:r>

--- a/klagomål/A 55498-2025 FSC-klagomål.docx
+++ b/klagomål/A 55498-2025 FSC-klagomål.docx
@@ -662,7 +662,7 @@
     <w:r>
       <w:tab/>
       <w:tab/>
-      <w:t>2026-01-23</w:t>
+      <w:t>2026-01-24</w:t>
       <w:br/>
       <w:br/>
     </w:r>

--- a/klagomål/A 55498-2025 FSC-klagomål.docx
+++ b/klagomål/A 55498-2025 FSC-klagomål.docx
@@ -662,7 +662,7 @@
     <w:r>
       <w:tab/>
       <w:tab/>
-      <w:t>2026-01-24</w:t>
+      <w:t>2026-01-25</w:t>
       <w:br/>
       <w:br/>
     </w:r>

--- a/klagomål/A 55498-2025 FSC-klagomål.docx
+++ b/klagomål/A 55498-2025 FSC-klagomål.docx
@@ -662,7 +662,7 @@
     <w:r>
       <w:tab/>
       <w:tab/>
-      <w:t>2026-01-25</w:t>
+      <w:t>2026-01-26</w:t>
       <w:br/>
       <w:br/>
     </w:r>

--- a/klagomål/A 55498-2025 FSC-klagomål.docx
+++ b/klagomål/A 55498-2025 FSC-klagomål.docx
@@ -662,7 +662,7 @@
     <w:r>
       <w:tab/>
       <w:tab/>
-      <w:t>2026-01-26</w:t>
+      <w:t>2026-01-27</w:t>
       <w:br/>
       <w:br/>
     </w:r>

--- a/klagomål/A 55498-2025 FSC-klagomål.docx
+++ b/klagomål/A 55498-2025 FSC-klagomål.docx
@@ -662,7 +662,7 @@
     <w:r>
       <w:tab/>
       <w:tab/>
-      <w:t>2026-01-27</w:t>
+      <w:t>2026-01-28</w:t>
       <w:br/>
       <w:br/>
     </w:r>

--- a/klagomål/A 55498-2025 FSC-klagomål.docx
+++ b/klagomål/A 55498-2025 FSC-klagomål.docx
@@ -671,7 +671,7 @@
     <w:r>
       <w:tab/>
       <w:tab/>
-      <w:t>2026-02-22</w:t>
+      <w:t>2026-02-23</w:t>
       <w:br/>
       <w:br/>
     </w:r>

--- a/klagomål/A 55498-2025 FSC-klagomål.docx
+++ b/klagomål/A 55498-2025 FSC-klagomål.docx
@@ -671,7 +671,7 @@
     <w:r>
       <w:tab/>
       <w:tab/>
-      <w:t>2026-02-23</w:t>
+      <w:t>2026-02-24</w:t>
       <w:br/>
       <w:br/>
     </w:r>

--- a/klagomål/A 55498-2025 FSC-klagomål.docx
+++ b/klagomål/A 55498-2025 FSC-klagomål.docx
@@ -671,7 +671,7 @@
     <w:r>
       <w:tab/>
       <w:tab/>
-      <w:t>2026-02-24</w:t>
+      <w:t>2026-02-25</w:t>
       <w:br/>
       <w:br/>
     </w:r>

--- a/klagomål/A 55498-2025 FSC-klagomål.docx
+++ b/klagomål/A 55498-2025 FSC-klagomål.docx
@@ -671,7 +671,7 @@
     <w:r>
       <w:tab/>
       <w:tab/>
-      <w:t>2026-02-25</w:t>
+      <w:t>2026-02-26</w:t>
       <w:br/>
       <w:br/>
     </w:r>

--- a/klagomål/A 55498-2025 FSC-klagomål.docx
+++ b/klagomål/A 55498-2025 FSC-klagomål.docx
@@ -671,7 +671,7 @@
     <w:r>
       <w:tab/>
       <w:tab/>
-      <w:t>2026-02-26</w:t>
+      <w:t>2026-02-28</w:t>
       <w:br/>
       <w:br/>
     </w:r>

--- a/klagomål/A 55498-2025 FSC-klagomål.docx
+++ b/klagomål/A 55498-2025 FSC-klagomål.docx
@@ -671,7 +671,7 @@
     <w:r>
       <w:tab/>
       <w:tab/>
-      <w:t>2026-02-28</w:t>
+      <w:t>2026-03-01</w:t>
       <w:br/>
       <w:br/>
     </w:r>

--- a/klagomål/A 55498-2025 FSC-klagomål.docx
+++ b/klagomål/A 55498-2025 FSC-klagomål.docx
@@ -671,7 +671,7 @@
     <w:r>
       <w:tab/>
       <w:tab/>
-      <w:t>2026-03-01</w:t>
+      <w:t>2026-03-02</w:t>
       <w:br/>
       <w:br/>
     </w:r>

--- a/klagomål/A 55498-2025 FSC-klagomål.docx
+++ b/klagomål/A 55498-2025 FSC-klagomål.docx
@@ -671,7 +671,7 @@
     <w:r>
       <w:tab/>
       <w:tab/>
-      <w:t>2026-03-02</w:t>
+      <w:t>2026-03-03</w:t>
       <w:br/>
       <w:br/>
     </w:r>

--- a/klagomål/A 55498-2025 FSC-klagomål.docx
+++ b/klagomål/A 55498-2025 FSC-klagomål.docx
@@ -671,7 +671,7 @@
     <w:r>
       <w:tab/>
       <w:tab/>
-      <w:t>2026-03-03</w:t>
+      <w:t>2026-03-04</w:t>
       <w:br/>
       <w:br/>
     </w:r>

--- a/klagomål/A 55498-2025 FSC-klagomål.docx
+++ b/klagomål/A 55498-2025 FSC-klagomål.docx
@@ -671,7 +671,7 @@
     <w:r>
       <w:tab/>
       <w:tab/>
-      <w:t>2026-03-04</w:t>
+      <w:t>2026-03-05</w:t>
       <w:br/>
       <w:br/>
     </w:r>

--- a/klagomål/A 55498-2025 FSC-klagomål.docx
+++ b/klagomål/A 55498-2025 FSC-klagomål.docx
@@ -671,7 +671,7 @@
     <w:r>
       <w:tab/>
       <w:tab/>
-      <w:t>2026-03-05</w:t>
+      <w:t>2026-03-06</w:t>
       <w:br/>
       <w:br/>
     </w:r>

--- a/klagomål/A 55498-2025 FSC-klagomål.docx
+++ b/klagomål/A 55498-2025 FSC-klagomål.docx
@@ -671,7 +671,7 @@
     <w:r>
       <w:tab/>
       <w:tab/>
-      <w:t>2026-03-06</w:t>
+      <w:t>2026-03-07</w:t>
       <w:br/>
       <w:br/>
     </w:r>

--- a/klagomål/A 55498-2025 FSC-klagomål.docx
+++ b/klagomål/A 55498-2025 FSC-klagomål.docx
@@ -671,7 +671,7 @@
     <w:r>
       <w:tab/>
       <w:tab/>
-      <w:t>2026-06-15</w:t>
+      <w:t>2026-06-16</w:t>
       <w:br/>
       <w:br/>
     </w:r>

--- a/klagomål/A 55498-2025 FSC-klagomål.docx
+++ b/klagomål/A 55498-2025 FSC-klagomål.docx
@@ -671,7 +671,7 @@
     <w:r>
       <w:tab/>
       <w:tab/>
-      <w:t>2026-06-16</w:t>
+      <w:t>2026-06-17</w:t>
       <w:br/>
       <w:br/>
     </w:r>

--- a/klagomål/A 55498-2025 FSC-klagomål.docx
+++ b/klagomål/A 55498-2025 FSC-klagomål.docx
@@ -1,6 +1,6 @@
 
 <file path=word/document.xml><?xml version="1.0" encoding="utf-8"?>
-<w:document xmlns:wpc="http://schemas.microsoft.com/office/word/2010/wordprocessingCanvas" xmlns:cx="http://schemas.microsoft.com/office/drawing/2014/chartex" xmlns:cx1="http://schemas.microsoft.com/office/drawing/2015/9/8/chartex" xmlns:cx2="http://schemas.microsoft.com/office/drawing/2015/10/21/chartex" xmlns:cx3="http://schemas.microsoft.com/office/drawing/2016/5/9/chartex" xmlns:cx4="http://schemas.microsoft.com/office/drawing/2016/5/10/chartex" xmlns:cx5="http://schemas.microsoft.com/office/drawing/2016/5/11/chartex" xmlns:cx6="http://schemas.microsoft.com/office/drawing/2016/5/12/chartex" xmlns:cx7="http://schemas.microsoft.com/office/drawing/2016/5/13/chartex" xmlns:cx8="http://schemas.microsoft.com/office/drawing/2016/5/14/chartex" xmlns:mc="http://schemas.openxmlformats.org/markup-compatibility/2006" xmlns:aink="http://schemas.microsoft.com/office/drawing/2016/ink" xmlns:am3d="http://schemas.microsoft.com/office/drawing/2017/model3d" xmlns:o="urn:schemas-microsoft-com:office:office" xmlns:oel="http://schemas.microsoft.com/office/2019/extlst" xmlns:r="http://schemas.openxmlformats.org/officeDocument/2006/relationships" xmlns:m="http://schemas.openxmlformats.org/officeDocument/2006/math" xmlns:v="urn:schemas-microsoft-com:vml" xmlns:wp14="http://schemas.microsoft.com/office/word/2010/wordprocessingDrawing" xmlns:wp="http://schemas.openxmlformats.org/drawingml/2006/wordprocessingDrawing" xmlns:w10="urn:schemas-microsoft-com:office:word" xmlns:w="http://schemas.openxmlformats.org/wordprocessingml/2006/main" xmlns:w14="http://schemas.microsoft.com/office/word/2010/wordml" xmlns:w15="http://schemas.microsoft.com/office/word/2012/wordml" xmlns:w16cex="http://schemas.microsoft.com/office/word/2018/wordml/cex" xmlns:w16cid="http://schemas.microsoft.com/office/word/2016/wordml/cid" xmlns:w16="http://schemas.microsoft.com/office/word/2018/wordml" xmlns:w16sdtdh="http://schemas.microsoft.com/office/word/2020/wordml/sdtdatahash" xmlns:w16se="http://schemas.microsoft.com/office/word/2015/wordml/symex" xmlns:wpg="http://schemas.microsoft.com/office/word/2010/wordprocessingGroup" xmlns:wpi="http://schemas.microsoft.com/office/word/2010/wordprocessingInk" xmlns:wne="http://schemas.microsoft.com/office/word/2006/wordml" xmlns:wps="http://schemas.microsoft.com/office/word/2010/wordprocessingShape" mc:Ignorable="w14 w15 w16se w16cid w16 w16cex w16sdtdh wp14">
+<w:document xmlns:wpc="http://schemas.microsoft.com/office/word/2010/wordprocessingCanvas" xmlns:cx="http://schemas.microsoft.com/office/drawing/2014/chartex" xmlns:cx1="http://schemas.microsoft.com/office/drawing/2015/9/8/chartex" xmlns:cx2="http://schemas.microsoft.com/office/drawing/2015/10/21/chartex" xmlns:cx3="http://schemas.microsoft.com/office/drawing/2016/5/9/chartex" xmlns:cx4="http://schemas.microsoft.com/office/drawing/2016/5/10/chartex" xmlns:cx5="http://schemas.microsoft.com/office/drawing/2016/5/11/chartex" xmlns:cx6="http://schemas.microsoft.com/office/drawing/2016/5/12/chartex" xmlns:cx7="http://schemas.microsoft.com/office/drawing/2016/5/13/chartex" xmlns:cx8="http://schemas.microsoft.com/office/drawing/2016/5/14/chartex" xmlns:mc="http://schemas.openxmlformats.org/markup-compatibility/2006" xmlns:aink="http://schemas.microsoft.com/office/drawing/2016/ink" xmlns:am3d="http://schemas.microsoft.com/office/drawing/2017/model3d" xmlns:o="urn:schemas-microsoft-com:office:office" xmlns:oel="http://schemas.microsoft.com/office/2019/extlst" xmlns:r="http://schemas.openxmlformats.org/officeDocument/2006/relationships" xmlns:m="http://schemas.openxmlformats.org/officeDocument/2006/math" xmlns:v="urn:schemas-microsoft-com:vml" xmlns:wp14="http://schemas.microsoft.com/office/word/2010/wordprocessingDrawing" xmlns:wp="http://schemas.openxmlformats.org/drawingml/2006/wordprocessingDrawing" xmlns:w10="urn:schemas-microsoft-com:office:word" xmlns:w="http://schemas.openxmlformats.org/wordprocessingml/2006/main" xmlns:w14="http://schemas.microsoft.com/office/word/2010/wordml" xmlns:w15="http://schemas.microsoft.com/office/word/2012/wordml" xmlns:w16cex="http://schemas.microsoft.com/office/word/2018/wordml/cex" xmlns:w16cid="http://schemas.microsoft.com/office/word/2016/wordml/cid" xmlns:w16="http://schemas.microsoft.com/office/word/2018/wordml" xmlns:w16du="http://schemas.microsoft.com/office/word/2023/wordml/word16du" xmlns:w16sdtdh="http://schemas.microsoft.com/office/word/2020/wordml/sdtdatahash" xmlns:w16sdtfl="http://schemas.microsoft.com/office/word/2024/wordml/sdtformatlock" xmlns:w16se="http://schemas.microsoft.com/office/word/2015/wordml/symex" xmlns:wpg="http://schemas.microsoft.com/office/word/2010/wordprocessingGroup" xmlns:wpi="http://schemas.microsoft.com/office/word/2010/wordprocessingInk" xmlns:wne="http://schemas.microsoft.com/office/word/2006/wordml" xmlns:wps="http://schemas.microsoft.com/office/word/2010/wordprocessingShape" mc:Ignorable="w14 w15 w16se w16cid w16 w16cex w16sdtdh w16sdtfl w16du wp14">
   <w:body>
     <w:p>
       <w:r>
@@ -163,17 +163,17 @@
         <w:pStyle w:val="Title"/>
       </w:pPr>
       <w:r>
-        <w:t>Inledande FSC- /PEFC-klagomål – information om höga naturvärden i avverkningsanmälan A 55498-2025 i Ljusdals kommun</w:t>
+        <w:t>Inledande FSC- /PEFC-klagomål – information om höga naturvärden och fridlysta arter i avverkningsanmälan A 55498-2025 i Ljusdals kommun</w:t>
       </w:r>
     </w:p>
     <w:p>
       <w:r>
-        <w:t>Detta dokument behandlar höga naturvärden i avverkningsanmälan A 55498-2025 i Ljusdals kommun. Denna avverkningsanmälan inkom 2025-11-10 14:01:07 och omfattar 22,6 ha.</w:t>
+        <w:t>Detta dokument behandlar höga naturvärden i avverkningsanmälan A 55498-2025 i Ljusdals kommun som inkom 2025-11-10 och omfattar 22,6 ha.</w:t>
       </w:r>
     </w:p>
     <w:p>
       <w:r>
-        <w:t>Nedan presenteras fynd av naturvårdsarter som gjorts i det avverkningsanmälda området, samt relevanta utdrag ur standarderna för FSC, Chain of Custody, Controlled Wood och PEFC.</w:t>
+        <w:t>Nedan presenteras fynd av naturvårdsarter och fridlysta arter som gjorts i det avverkningsanmälda området, samt relevanta utdrag ur standarderna för FSC, Chain of Custody, Controlled Wood och PEFC. I BILAGA 1 finns artfakta om fridlysta arter.</w:t>
       </w:r>
     </w:p>
     <w:p>
@@ -191,12 +191,15 @@
     </w:p>
     <w:p>
       <w:r>
-        <w:t>I avverkningsanmälan har följande 1 naturvårdsarter hittats: kolflarnlav (NT). Av dessa är 1 rödlistade. För rödlistade arter har rödlistekategorin angivits inom parentes.</w:t>
+        <w:t>I och inom 24 meter från avverkningsanmälan har följande 9 naturvårdsarter hittats: kolflarnlav (NT, T), mörk kolflarnlav (NT), tallticka (NT, T), varglav (NT, §8), nästlav (S, T), spillkråka (T, §4), tjäder (T, §4), fläcknycklar (§8) och revlummer (§9). Av dessa är 4 rödlistade. För rödlistade arter har rödlistekategorin angivits inom parentes. Arter som är signalarter enligt Skogsstyrelsen har markerats med (S). Typiska arter inom Natura 2000 som är kopplade till skogsekosystem har markerats med (T). För fridlysta arter anges även paragrafen i Artskyddsförordningen som arten är fridlyst enligt.</w:t>
       </w:r>
     </w:p>
     <w:p>
       <w:r>
-        <w:t>De påträffade naturvårdsarterna är ett tydligt kvitto på att detta rör sig om en skog med höga naturvärden. I Figur 1 visas en karta över det avverkningsanmälda området, där samtliga fyndplatser för naturvårdsarter som finns registrerade på Artportalen har markerats.</w:t>
+        <w:t>De påträffade naturvårdsarterna är ett tydligt kvitto på att det rör sig om en skog med höga naturvärden.</w:t>
+      </w:r>
+      <w:r>
+        <w:t xml:space="preserve"> I Figur 1 visas fyndplatser för naturvårdsarter i området, som finns registrerade på Artportalen.</w:t>
       </w:r>
     </w:p>
     <w:p>
@@ -206,7 +209,7 @@
       <w:r>
         <w:drawing>
           <wp:inline xmlns:a="http://schemas.openxmlformats.org/drawingml/2006/main" xmlns:pic="http://schemas.openxmlformats.org/drawingml/2006/picture">
-            <wp:extent cx="5486400" cy="4026127"/>
+            <wp:extent cx="5486400" cy="5339342"/>
             <wp:docPr id="1" name="Picture 1"/>
             <wp:cNvGraphicFramePr>
               <a:graphicFrameLocks noChangeAspect="1"/>
@@ -227,7 +230,7 @@
                   <pic:spPr>
                     <a:xfrm>
                       <a:off x="0" y="0"/>
-                      <a:ext cx="5486400" cy="4026127"/>
+                      <a:ext cx="5486400" cy="5339342"/>
                     </a:xfrm>
                     <a:prstGeom prst="rect"/>
                   </pic:spPr>
@@ -241,9 +244,119 @@
     <w:p>
       <w:pPr>
         <w:pStyle w:val="Caption"/>
+        <w:spacing w:after="240"/>
       </w:pPr>
       <w:r>
-        <w:t>Figur 1. Fyndplatser för naturvårdsarter i det avverkningsanmälda området (röd linje). Markörer utan svart kant är placerade på fyndplatsen. Markörer med svart kant är placerade vid sidan av fyndplatsen och har ett svart streck som visar fyndplatsens exakta position. Kartans mittpunktskoordinat är N 6908850, E 526520 i SWEREF 99 TM.</w:t>
+        <w:t>Figur 1. Fyndplatser för naturvårdsarter i och inom 24 meter från avverkningsanmälan (röd linje). Markörer utan svart kant är placerade på fyndplatsen. Markörer med svart kant är placerade vid sidan av fyndplatsen och har ett svart streck som visar fyndplatsens exakta position. Kartans mittpunktskoordinat är N 6908850, E 526520 i SWEREF 99 TM.</w:t>
+      </w:r>
+    </w:p>
+    <w:p>
+      <w:pPr>
+        <w:pStyle w:val="Heading2"/>
+      </w:pPr>
+      <w:r>
+        <w:t>Fridlysta arter</w:t>
+      </w:r>
+    </w:p>
+    <w:p>
+      <w:r>
+        <w:t>Följande fridlysta arter har sina livsmiljöer och växtplatser i den avverkningsanmälda skogen: varglav (NT, §8), spillkråka (T, §4), tjäder (T, §4), fläcknycklar (§8) och revlummer (§9).</w:t>
+      </w:r>
+    </w:p>
+    <w:p>
+      <w:r>
+        <w:t xml:space="preserve">Observera att medlemsländerna är skyldiga att agera i enlighet med EU:s fågeldirektiv där det uttryckligen står att direktivet gäller för fåglar samt för deras ägg, bon och </w:t>
+      </w:r>
+      <w:r>
+        <w:rPr>
+          <w:b/>
+        </w:rPr>
+        <w:t xml:space="preserve">livsmiljöer </w:t>
+      </w:r>
+      <w:r>
+        <w:t>(artikel 1). Vidare att de åtgärder som vidtas inte får leda till en försämring av den nuvarande situationen beträffande bevarandet av de fågelarter som avses i artikel 1 (artikel 13). Fågeldirektivet är styrande för tillsynsansvariga myndigheters ärendehantering, ställningstaganden och beslutsfattande.</w:t>
+      </w:r>
+    </w:p>
+    <w:p>
+      <w:r>
+        <w:rPr>
+          <w:b/>
+        </w:rPr>
+        <w:t>Spillkråka (§4)</w:t>
+      </w:r>
+      <w:r>
+        <w:t xml:space="preserve"> omfattas av bilaga 1 i EU:s fågeldirektiv och är typisk art för </w:t>
+      </w:r>
+      <w:r>
+        <w:rPr>
+          <w:i/>
+        </w:rPr>
+        <w:t xml:space="preserve">9010 Taiga </w:t>
+      </w:r>
+      <w:r>
+        <w:t>och</w:t>
+      </w:r>
+      <w:r>
+        <w:rPr>
+          <w:i/>
+        </w:rPr>
+        <w:t xml:space="preserve"> 9740 Skogsbevuxen myr</w:t>
+      </w:r>
+      <w:r>
+        <w:t>. Den behöver grova träd, främst tall, asp och bok som boträd. Skogsbruk med korta omloppstider och täta, homogena ungskogar utgör det största hotet. Spillkråka är en nyckelart i skogliga miljöer vars övergivna bohål utnyttjas av flera andra hålhäckande fågelarter och fladdermöss, däribland pärluggla (EN, §4), knipa (§4), salskrake (§4) och skogsduva (§4). Hökuggla (VU, §4) och slaguggla (§4) häckar ofta i högstubbar som brutits av i höjd med ett gammalt spillkråkebo (SLU Artdatabanken, 2026; Skogsstyrelsen, 2016).</w:t>
+      </w:r>
+    </w:p>
+    <w:p>
+      <w:r>
+        <w:rPr>
+          <w:b/>
+        </w:rPr>
+        <w:t>Tjäder (§4)</w:t>
+      </w:r>
+      <w:r>
+        <w:t xml:space="preserve"> omfattas av bilaga 1 och 2 EU:s fågeldirektiv och är typisk art för </w:t>
+      </w:r>
+      <w:r>
+        <w:rPr>
+          <w:i/>
+        </w:rPr>
+        <w:t xml:space="preserve">9010 Taiga </w:t>
+      </w:r>
+      <w:r>
+        <w:t xml:space="preserve">och </w:t>
+      </w:r>
+      <w:r>
+        <w:rPr>
+          <w:i/>
+        </w:rPr>
+        <w:t>9740 Skogsbevuxen myr</w:t>
+      </w:r>
+      <w:r>
+        <w:t>. Tjädern är en utpräglad skogsfågel knuten till större sammanhängande barrskogsområden. Tupparna och hönorna utnyttjar till viss del olika miljöer, och habitatvalet varierar dessutom mellan olika delar av året. För att det ska finnas livskraftiga tjäderbestånd krävs funktionella skogslandskap med en blandning av uppvuxen, gles och luckig skog, täta sumpskogar, myrar och andra små våtmarker. Arten försvinner när skogen fragmenteras och den sammanlagda arealen hyggen och andra öppna områden blir för stor. Ett småskaligt och försiktigt virkesuttag genom hyggesfria metoder kan i vissa fall vara möjligt i området inom 200 m från lekcentrum. Längre ut från lekcentrum, inom 200–500 m bör den avverkade ytan inte överskrida 1 hektar för att undvika alltför stora och snabba förändringar (Skogsstyrelsen, 2019; SLU Artdatabanken, 2024).</w:t>
+      </w:r>
+    </w:p>
+    <w:p>
+      <w:r>
+        <w:rPr>
+          <w:b/>
+        </w:rPr>
+        <w:t>Varglav (NT, §8)</w:t>
+      </w:r>
+      <w:r>
+        <w:t xml:space="preserve"> växer på gammal, torr, hård ved, främst på torrakor och högstubbar av tall i öppna lägen, främst på myrar och i myrkanter. Lämpliga torrakor nyskapas praktiskt taget inte alls. Arten är placerad högst upp i Skogsstyrelsens värdepyramid för bedömning av skog med höga naturvärden och är fridlyst enligt 8 § artskyddsförordningen. Tidigare fanns varglav även på ved i kulturlandskapet men den har nästan helt försvunnit från denna miljö. På lokaler med riklig förekomst av varglav kan man hitta den sällsynta lavparasiten varglavsknöl (VU), som är knuten till varglav (SLU Artdatabanken, 2024; Nitare &amp; Skogsstyrelsen, 2019).</w:t>
+      </w:r>
+    </w:p>
+    <w:p>
+      <w:r>
+        <w:t>I BILAGA 1 finns mer detaljerad information om ekologi samt krav på livsmiljö hos fridlysta arter.</w:t>
+      </w:r>
+    </w:p>
+    <w:p>
+      <w:pPr>
+        <w:pStyle w:val="Heading2"/>
+      </w:pPr>
+      <w:r>
+        <w:t>Övriga naturvårdsarter</w:t>
       </w:r>
     </w:p>
     <w:p>
@@ -264,6 +377,66 @@
       </w:r>
       <w:r>
         <w:t xml:space="preserve"> (SLU Artdatabanken, 2024).</w:t>
+      </w:r>
+    </w:p>
+    <w:p>
+      <w:r>
+        <w:rPr>
+          <w:b/>
+        </w:rPr>
+        <w:t>Mörk kolflarnlav (NT)</w:t>
+      </w:r>
+      <w:r>
+        <w:t xml:space="preserve"> är brandberoende och växer nästan uteslutande på kolad hård kärnved av tall. Arten förekommer främst i glesa, öppna tall- och blandbarrskogar av naturskogskaraktär och etableringen verkar ske sent efter brand, kanske först efter 100–300 år. Mörk kolflarnlav indikerar skog med höga naturvärden och vanligast är att den påträffas på rester av nedbrunna torrakor och högstubbar och lågstubbar som är så grova att hela innandömet är urbränt. Tall- och blandbarrskogar av naturskogskaraktär med spår av återkommande bränder hyser höga biologiska värden och bör skyddas (SLU Artdatabanken, 2024).</w:t>
+      </w:r>
+    </w:p>
+    <w:p>
+      <w:r>
+        <w:rPr>
+          <w:b/>
+        </w:rPr>
+        <w:t>Nästlav</w:t>
+      </w:r>
+      <w:r>
+        <w:t xml:space="preserve"> indikerar söder om den naturliga norrlandsgränsen äldre barrskogsområden med höga naturvärden där andra ovanliga nordliga barrskogsarter kan påträffas. Nästlav är typisk art för </w:t>
+      </w:r>
+      <w:r>
+        <w:rPr>
+          <w:i/>
+        </w:rPr>
+        <w:t xml:space="preserve">9010 Taiga </w:t>
+      </w:r>
+      <w:r>
+        <w:t>(Nitare &amp; Skogsstyrelsen, 2019; SLU Artdatabanken, 2025).</w:t>
+      </w:r>
+    </w:p>
+    <w:p>
+      <w:r>
+        <w:rPr>
+          <w:b/>
+        </w:rPr>
+        <w:t xml:space="preserve">Tallticka (NT) </w:t>
+      </w:r>
+      <w:r>
+        <w:t xml:space="preserve">uppträder först på tallar som är 100–150 år gamla men är vanligast på träd som är runt 150–200 år eller äldre. I skogslandskapet är den främst knuten till tallnaturskogar och restbiotoper med biologiskt gamla träd och signalerar vanligtvis skyddsvärda tallbestånd med höga naturvärden. Tallticka är typisk art för </w:t>
+      </w:r>
+      <w:r>
+        <w:rPr>
+          <w:i/>
+        </w:rPr>
+        <w:t xml:space="preserve">9010 Taiga </w:t>
+      </w:r>
+      <w:r>
+        <w:t xml:space="preserve">och </w:t>
+      </w:r>
+      <w:r>
+        <w:rPr>
+          <w:i/>
+        </w:rPr>
+        <w:t>9060 Åsbarrskog</w:t>
+      </w:r>
+      <w:r>
+        <w:t xml:space="preserve"> (SLU Artdatabanken, 2023; Nitare &amp; Skogsstyrelsen, 2019).</w:t>
       </w:r>
     </w:p>
     <w:p>
@@ -318,6 +491,22 @@
       <w:r>
         <w:t>I den avverkningsanmälda skogen har fridlysta arter sina livsmiljöer och växtplatser. Att skada de fridlysta arternas livsmiljöer, växtplatser eller ekologiska funktion är inte tillåtet enligt artskyddsförordningen.</w:t>
       </w:r>
+      <w:r>
+        <w:rPr>
+          <w:i/>
+        </w:rPr>
+        <w:t xml:space="preserve"> EU:s medlemsländer och skogsbolag är skyldiga att agera i enlighet med EU:s fågeldirektiv där det uttryckligen står att direktivet gäller för fåglar samt för deras ägg, bon och </w:t>
+      </w:r>
+      <w:r>
+        <w:rPr>
+          <w:b/>
+          <w:i/>
+        </w:rPr>
+        <w:t xml:space="preserve">livsmiljöer </w:t>
+      </w:r>
+      <w:r>
+        <w:t>(artikel 1). Vidare att de åtgärder som vidtas inte får leda till en försämring av den nuvarande situationen beträffande bevarandet av de fågelarter som avses i artikel 1 (artikel 13).</w:t>
+      </w:r>
     </w:p>
     <w:p>
       <w:r>
@@ -356,7 +545,7 @@
         <w:rPr>
           <w:i/>
         </w:rPr>
-        <w:t>I det avverkningsanmälda skogsområdet har 1 naturvårdsarter varav 1 rödlistade arter sina livsmiljöer och växtplatser.</w:t>
+        <w:t>I det avverkningsanmälda skogsområdet har 9 naturvårdsarter varav 4 rödlistade arter sina livsmiljöer och växtplatser.</w:t>
       </w:r>
     </w:p>
     <w:p>
@@ -541,6 +730,160 @@
           <w:i/>
         </w:rPr>
         <w:t>I den avverkningsanmälda skogen har fridlysta arter sina livsmiljöer och växtplatser. Att skada de fridlysta arternas livsmiljöer, växtplatser eller ekologiska funktion är inte tillåtet enligt artskyddsförordningen</w:t>
+      </w:r>
+    </w:p>
+    <w:p>
+      <w:r>
+        <w:br w:type="page"/>
+      </w:r>
+    </w:p>
+    <w:p>
+      <w:pPr>
+        <w:pStyle w:val="Title"/>
+      </w:pPr>
+      <w:r>
+        <w:t>BILAGA 1 – Fridlysta arter</w:t>
+      </w:r>
+    </w:p>
+    <w:p>
+      <w:pPr>
+        <w:pStyle w:val="Heading1"/>
+      </w:pPr>
+      <w:r>
+        <w:t>Spillkråka – ekologi samt krav på livsmiljön</w:t>
+      </w:r>
+    </w:p>
+    <w:p>
+      <w:r>
+        <w:t xml:space="preserve">Spillkråka (§4) ingår i bilaga 1 EU:s fågeldirektiv och är typisk art för </w:t>
+      </w:r>
+      <w:r>
+        <w:rPr>
+          <w:i/>
+        </w:rPr>
+        <w:t xml:space="preserve">9010 Taiga </w:t>
+      </w:r>
+      <w:r>
+        <w:t>och</w:t>
+      </w:r>
+      <w:r>
+        <w:rPr>
+          <w:i/>
+        </w:rPr>
+        <w:t xml:space="preserve"> 9740 Skogsbevuxen myr</w:t>
+      </w:r>
+      <w:r>
+        <w:t>. Den lever i både barr- och blandskog liksom i ren lövskog. De tätaste populationerna tenderar att finnas i äldre, variationsrik blandskog med gott om död ved och gamla träd. Varje par utnyttjar 400–1000 hektar skog beroende på skogens kvalitet. Skogsbruk med korta omloppstider och täta, homogena ungskogar utgör det största hotet (SLU Artdatabanken, 2026).</w:t>
+      </w:r>
+    </w:p>
+    <w:p>
+      <w:r>
+        <w:t>Spillkråka är en nyckelart i skogliga miljöer vars övergivna bohål utnyttjas av flera andra hålhäckande fågelarter och fladdermöss, däribland pärluggla (EN, §4), knipa (§4), salskrake (§4) och skogsduva (§4). Hökuggla (VU, §4) och slaguggla (§4) häckar ofta i högstubbar som brutits av i höjd med ett gammalt spillkråkebo (Skogsstyrelsen, 2016).</w:t>
+      </w:r>
+    </w:p>
+    <w:p>
+      <w:pPr>
+        <w:pStyle w:val="Heading2"/>
+      </w:pPr>
+      <w:r>
+        <w:t>Referenser – spillkråka</w:t>
+      </w:r>
+    </w:p>
+    <w:p>
+      <w:r>
+        <w:t xml:space="preserve">Skogsstyrelsen, 2016. </w:t>
+      </w:r>
+      <w:r>
+        <w:rPr>
+          <w:i/>
+        </w:rPr>
+        <w:t xml:space="preserve">Vägledning för hänsyn till spillkråka. </w:t>
+      </w:r>
+      <w:r>
+        <w:t>Vägledningar och kunskapsstöd artskydd – Skogsstyrelsen.</w:t>
+      </w:r>
+    </w:p>
+    <w:p>
+      <w:r>
+        <w:t xml:space="preserve">SLU Artdatabanken, 2026. </w:t>
+      </w:r>
+      <w:r>
+        <w:rPr>
+          <w:i/>
+        </w:rPr>
+        <w:t xml:space="preserve">Artfaktablad. Naturvård – artfakta. </w:t>
+      </w:r>
+      <w:r>
+        <w:t>SLU Artdatabanken, Uppsala.</w:t>
+      </w:r>
+    </w:p>
+    <w:p>
+      <w:pPr>
+        <w:pStyle w:val="Heading1"/>
+      </w:pPr>
+      <w:r>
+        <w:t>Tjäder – ekologi samt krav på livsmiljön</w:t>
+      </w:r>
+    </w:p>
+    <w:p>
+      <w:r>
+        <w:t xml:space="preserve">Tjäder (§4) omfattas av bilaga 1 och 2 EU:s fågeldirektiv och är typisk art för </w:t>
+      </w:r>
+      <w:r>
+        <w:rPr>
+          <w:i/>
+        </w:rPr>
+        <w:t xml:space="preserve">9010 Taiga </w:t>
+      </w:r>
+      <w:r>
+        <w:t xml:space="preserve">och </w:t>
+      </w:r>
+      <w:r>
+        <w:rPr>
+          <w:i/>
+        </w:rPr>
+        <w:t>9740 Skogsbevuxen myr</w:t>
+      </w:r>
+      <w:r>
+        <w:t>. Tjädern är en utpräglad skogsfågel knuten till större sammanhängande barrskogsområden. Tupparna och hönorna utnyttjar till viss del olika miljöer, och habitatvalet varierar dessutom mellan olika delar av året. För att det ska finnas livskraftiga tjäderbestånd krävs funktionella skogslandskap med en blandning av uppvuxen, gles och luckig skog, täta sumpskogar, myrar och andra små våtmarker (Skogsstyrelsen, 2019; SLU Artdatabanken 2024).</w:t>
+      </w:r>
+    </w:p>
+    <w:p>
+      <w:r>
+        <w:t>Arten försvinner när skogen fragmenteras och den sammanlagda arealen hyggen och andra öppna områden blir för stor. Ett småskaligt och försiktigt virkesuttag genom hyggesfria metoder kan i vissa fall vara möjligt i området inom 200 m från lekcentrum. Längre ut från lekcentrum, inom 200–500 m bör den avverkade ytan inte överskrida 1 hektar för att undvika alltför stora och snabba förändringar (Skogsstyrelsen, 2019).</w:t>
+      </w:r>
+    </w:p>
+    <w:p>
+      <w:pPr>
+        <w:pStyle w:val="Heading2"/>
+      </w:pPr>
+      <w:r>
+        <w:t>Referenser – tjäder</w:t>
+      </w:r>
+    </w:p>
+    <w:p>
+      <w:r>
+        <w:t xml:space="preserve">Skogsstyrelsen, 2019. </w:t>
+      </w:r>
+      <w:r>
+        <w:rPr>
+          <w:i/>
+        </w:rPr>
+        <w:t>Vägledning för hänsyn till fåglar – tjäder.</w:t>
+      </w:r>
+    </w:p>
+    <w:p>
+      <w:r>
+        <w:t xml:space="preserve">SLU Artdatabanken, 2024. </w:t>
+      </w:r>
+      <w:r>
+        <w:rPr>
+          <w:i/>
+        </w:rPr>
+        <w:t xml:space="preserve">Artfaktablad. Naturvård – artfakta. </w:t>
+      </w:r>
+      <w:r>
+        <w:t>SLU Artdatabanken, Uppsala</w:t>
       </w:r>
     </w:p>
     <w:sectPr>
@@ -561,7 +904,7 @@
 </file>
 
 <file path=word/endnotes.xml><?xml version="1.0" encoding="utf-8"?>
-<w:endnotes xmlns:wpc="http://schemas.microsoft.com/office/word/2010/wordprocessingCanvas" xmlns:cx="http://schemas.microsoft.com/office/drawing/2014/chartex" xmlns:cx1="http://schemas.microsoft.com/office/drawing/2015/9/8/chartex" xmlns:cx2="http://schemas.microsoft.com/office/drawing/2015/10/21/chartex" xmlns:cx3="http://schemas.microsoft.com/office/drawing/2016/5/9/chartex" xmlns:cx4="http://schemas.microsoft.com/office/drawing/2016/5/10/chartex" xmlns:cx5="http://schemas.microsoft.com/office/drawing/2016/5/11/chartex" xmlns:cx6="http://schemas.microsoft.com/office/drawing/2016/5/12/chartex" xmlns:cx7="http://schemas.microsoft.com/office/drawing/2016/5/13/chartex" xmlns:cx8="http://schemas.microsoft.com/office/drawing/2016/5/14/chartex" xmlns:mc="http://schemas.openxmlformats.org/markup-compatibility/2006" xmlns:aink="http://schemas.microsoft.com/office/drawing/2016/ink" xmlns:am3d="http://schemas.microsoft.com/office/drawing/2017/model3d" xmlns:o="urn:schemas-microsoft-com:office:office" xmlns:oel="http://schemas.microsoft.com/office/2019/extlst" xmlns:r="http://schemas.openxmlformats.org/officeDocument/2006/relationships" xmlns:m="http://schemas.openxmlformats.org/officeDocument/2006/math" xmlns:v="urn:schemas-microsoft-com:vml" xmlns:wp14="http://schemas.microsoft.com/office/word/2010/wordprocessingDrawing" xmlns:wp="http://schemas.openxmlformats.org/drawingml/2006/wordprocessingDrawing" xmlns:w10="urn:schemas-microsoft-com:office:word" xmlns:w="http://schemas.openxmlformats.org/wordprocessingml/2006/main" xmlns:w14="http://schemas.microsoft.com/office/word/2010/wordml" xmlns:w15="http://schemas.microsoft.com/office/word/2012/wordml" xmlns:w16cex="http://schemas.microsoft.com/office/word/2018/wordml/cex" xmlns:w16cid="http://schemas.microsoft.com/office/word/2016/wordml/cid" xmlns:w16="http://schemas.microsoft.com/office/word/2018/wordml" xmlns:w16sdtdh="http://schemas.microsoft.com/office/word/2020/wordml/sdtdatahash" xmlns:w16se="http://schemas.microsoft.com/office/word/2015/wordml/symex" xmlns:wpg="http://schemas.microsoft.com/office/word/2010/wordprocessingGroup" xmlns:wpi="http://schemas.microsoft.com/office/word/2010/wordprocessingInk" xmlns:wne="http://schemas.microsoft.com/office/word/2006/wordml" xmlns:wps="http://schemas.microsoft.com/office/word/2010/wordprocessingShape" mc:Ignorable="w14 w15 w16se w16cid w16 w16cex w16sdtdh wp14">
+<w:endnotes xmlns:wpc="http://schemas.microsoft.com/office/word/2010/wordprocessingCanvas" xmlns:cx="http://schemas.microsoft.com/office/drawing/2014/chartex" xmlns:cx1="http://schemas.microsoft.com/office/drawing/2015/9/8/chartex" xmlns:cx2="http://schemas.microsoft.com/office/drawing/2015/10/21/chartex" xmlns:cx3="http://schemas.microsoft.com/office/drawing/2016/5/9/chartex" xmlns:cx4="http://schemas.microsoft.com/office/drawing/2016/5/10/chartex" xmlns:cx5="http://schemas.microsoft.com/office/drawing/2016/5/11/chartex" xmlns:cx6="http://schemas.microsoft.com/office/drawing/2016/5/12/chartex" xmlns:cx7="http://schemas.microsoft.com/office/drawing/2016/5/13/chartex" xmlns:cx8="http://schemas.microsoft.com/office/drawing/2016/5/14/chartex" xmlns:mc="http://schemas.openxmlformats.org/markup-compatibility/2006" xmlns:aink="http://schemas.microsoft.com/office/drawing/2016/ink" xmlns:am3d="http://schemas.microsoft.com/office/drawing/2017/model3d" xmlns:o="urn:schemas-microsoft-com:office:office" xmlns:oel="http://schemas.microsoft.com/office/2019/extlst" xmlns:r="http://schemas.openxmlformats.org/officeDocument/2006/relationships" xmlns:m="http://schemas.openxmlformats.org/officeDocument/2006/math" xmlns:v="urn:schemas-microsoft-com:vml" xmlns:wp14="http://schemas.microsoft.com/office/word/2010/wordprocessingDrawing" xmlns:wp="http://schemas.openxmlformats.org/drawingml/2006/wordprocessingDrawing" xmlns:w10="urn:schemas-microsoft-com:office:word" xmlns:w="http://schemas.openxmlformats.org/wordprocessingml/2006/main" xmlns:w14="http://schemas.microsoft.com/office/word/2010/wordml" xmlns:w15="http://schemas.microsoft.com/office/word/2012/wordml" xmlns:w16cex="http://schemas.microsoft.com/office/word/2018/wordml/cex" xmlns:w16cid="http://schemas.microsoft.com/office/word/2016/wordml/cid" xmlns:w16="http://schemas.microsoft.com/office/word/2018/wordml" xmlns:w16du="http://schemas.microsoft.com/office/word/2023/wordml/word16du" xmlns:w16sdtdh="http://schemas.microsoft.com/office/word/2020/wordml/sdtdatahash" xmlns:w16sdtfl="http://schemas.microsoft.com/office/word/2024/wordml/sdtformatlock" xmlns:w16se="http://schemas.microsoft.com/office/word/2015/wordml/symex" xmlns:wpg="http://schemas.microsoft.com/office/word/2010/wordprocessingGroup" xmlns:wpi="http://schemas.microsoft.com/office/word/2010/wordprocessingInk" xmlns:wne="http://schemas.microsoft.com/office/word/2006/wordml" xmlns:wps="http://schemas.microsoft.com/office/word/2010/wordprocessingShape" mc:Ignorable="w14 w15 w16se w16cid w16 w16cex w16sdtdh w16sdtfl w16du wp14">
   <w:endnote w:type="separator" w:id="-1">
     <w:p>
       <w:pPr>
@@ -586,7 +929,7 @@
 </file>
 
 <file path=word/footer1.xml><?xml version="1.0" encoding="utf-8"?>
-<w:ftr xmlns:wpc="http://schemas.microsoft.com/office/word/2010/wordprocessingCanvas" xmlns:cx="http://schemas.microsoft.com/office/drawing/2014/chartex" xmlns:cx1="http://schemas.microsoft.com/office/drawing/2015/9/8/chartex" xmlns:cx2="http://schemas.microsoft.com/office/drawing/2015/10/21/chartex" xmlns:cx3="http://schemas.microsoft.com/office/drawing/2016/5/9/chartex" xmlns:cx4="http://schemas.microsoft.com/office/drawing/2016/5/10/chartex" xmlns:cx5="http://schemas.microsoft.com/office/drawing/2016/5/11/chartex" xmlns:cx6="http://schemas.microsoft.com/office/drawing/2016/5/12/chartex" xmlns:cx7="http://schemas.microsoft.com/office/drawing/2016/5/13/chartex" xmlns:cx8="http://schemas.microsoft.com/office/drawing/2016/5/14/chartex" xmlns:mc="http://schemas.openxmlformats.org/markup-compatibility/2006" xmlns:aink="http://schemas.microsoft.com/office/drawing/2016/ink" xmlns:am3d="http://schemas.microsoft.com/office/drawing/2017/model3d" xmlns:o="urn:schemas-microsoft-com:office:office" xmlns:oel="http://schemas.microsoft.com/office/2019/extlst" xmlns:r="http://schemas.openxmlformats.org/officeDocument/2006/relationships" xmlns:m="http://schemas.openxmlformats.org/officeDocument/2006/math" xmlns:v="urn:schemas-microsoft-com:vml" xmlns:wp14="http://schemas.microsoft.com/office/word/2010/wordprocessingDrawing" xmlns:wp="http://schemas.openxmlformats.org/drawingml/2006/wordprocessingDrawing" xmlns:w10="urn:schemas-microsoft-com:office:word" xmlns:w="http://schemas.openxmlformats.org/wordprocessingml/2006/main" xmlns:w14="http://schemas.microsoft.com/office/word/2010/wordml" xmlns:w15="http://schemas.microsoft.com/office/word/2012/wordml" xmlns:w16cex="http://schemas.microsoft.com/office/word/2018/wordml/cex" xmlns:w16cid="http://schemas.microsoft.com/office/word/2016/wordml/cid" xmlns:w16="http://schemas.microsoft.com/office/word/2018/wordml" xmlns:w16sdtdh="http://schemas.microsoft.com/office/word/2020/wordml/sdtdatahash" xmlns:w16se="http://schemas.microsoft.com/office/word/2015/wordml/symex" xmlns:wpg="http://schemas.microsoft.com/office/word/2010/wordprocessingGroup" xmlns:wpi="http://schemas.microsoft.com/office/word/2010/wordprocessingInk" xmlns:wne="http://schemas.microsoft.com/office/word/2006/wordml" xmlns:wps="http://schemas.microsoft.com/office/word/2010/wordprocessingShape" mc:Ignorable="w14 w15 w16se w16cid w16 w16cex w16sdtdh wp14">
+<w:ftr xmlns:wpc="http://schemas.microsoft.com/office/word/2010/wordprocessingCanvas" xmlns:cx="http://schemas.microsoft.com/office/drawing/2014/chartex" xmlns:cx1="http://schemas.microsoft.com/office/drawing/2015/9/8/chartex" xmlns:cx2="http://schemas.microsoft.com/office/drawing/2015/10/21/chartex" xmlns:cx3="http://schemas.microsoft.com/office/drawing/2016/5/9/chartex" xmlns:cx4="http://schemas.microsoft.com/office/drawing/2016/5/10/chartex" xmlns:cx5="http://schemas.microsoft.com/office/drawing/2016/5/11/chartex" xmlns:cx6="http://schemas.microsoft.com/office/drawing/2016/5/12/chartex" xmlns:cx7="http://schemas.microsoft.com/office/drawing/2016/5/13/chartex" xmlns:cx8="http://schemas.microsoft.com/office/drawing/2016/5/14/chartex" xmlns:mc="http://schemas.openxmlformats.org/markup-compatibility/2006" xmlns:aink="http://schemas.microsoft.com/office/drawing/2016/ink" xmlns:am3d="http://schemas.microsoft.com/office/drawing/2017/model3d" xmlns:o="urn:schemas-microsoft-com:office:office" xmlns:oel="http://schemas.microsoft.com/office/2019/extlst" xmlns:r="http://schemas.openxmlformats.org/officeDocument/2006/relationships" xmlns:m="http://schemas.openxmlformats.org/officeDocument/2006/math" xmlns:v="urn:schemas-microsoft-com:vml" xmlns:wp14="http://schemas.microsoft.com/office/word/2010/wordprocessingDrawing" xmlns:wp="http://schemas.openxmlformats.org/drawingml/2006/wordprocessingDrawing" xmlns:w10="urn:schemas-microsoft-com:office:word" xmlns:w="http://schemas.openxmlformats.org/wordprocessingml/2006/main" xmlns:w14="http://schemas.microsoft.com/office/word/2010/wordml" xmlns:w15="http://schemas.microsoft.com/office/word/2012/wordml" xmlns:w16cex="http://schemas.microsoft.com/office/word/2018/wordml/cex" xmlns:w16cid="http://schemas.microsoft.com/office/word/2016/wordml/cid" xmlns:w16="http://schemas.microsoft.com/office/word/2018/wordml" xmlns:w16du="http://schemas.microsoft.com/office/word/2023/wordml/word16du" xmlns:w16sdtdh="http://schemas.microsoft.com/office/word/2020/wordml/sdtdatahash" xmlns:w16sdtfl="http://schemas.microsoft.com/office/word/2024/wordml/sdtformatlock" xmlns:w16se="http://schemas.microsoft.com/office/word/2015/wordml/symex" xmlns:wpg="http://schemas.microsoft.com/office/word/2010/wordprocessingGroup" xmlns:wpi="http://schemas.microsoft.com/office/word/2010/wordprocessingInk" xmlns:wne="http://schemas.microsoft.com/office/word/2006/wordml" xmlns:wps="http://schemas.microsoft.com/office/word/2010/wordprocessingShape" mc:Ignorable="w14 w15 w16se w16cid w16 w16cex w16sdtdh w16sdtfl w16du wp14">
   <w:p>
     <w:pPr>
       <w:pStyle w:val="Footer"/>
@@ -596,7 +939,7 @@
 </file>
 
 <file path=word/footer2.xml><?xml version="1.0" encoding="utf-8"?>
-<w:ftr xmlns:wpc="http://schemas.microsoft.com/office/word/2010/wordprocessingCanvas" xmlns:cx="http://schemas.microsoft.com/office/drawing/2014/chartex" xmlns:cx1="http://schemas.microsoft.com/office/drawing/2015/9/8/chartex" xmlns:cx2="http://schemas.microsoft.com/office/drawing/2015/10/21/chartex" xmlns:cx3="http://schemas.microsoft.com/office/drawing/2016/5/9/chartex" xmlns:cx4="http://schemas.microsoft.com/office/drawing/2016/5/10/chartex" xmlns:cx5="http://schemas.microsoft.com/office/drawing/2016/5/11/chartex" xmlns:cx6="http://schemas.microsoft.com/office/drawing/2016/5/12/chartex" xmlns:cx7="http://schemas.microsoft.com/office/drawing/2016/5/13/chartex" xmlns:cx8="http://schemas.microsoft.com/office/drawing/2016/5/14/chartex" xmlns:mc="http://schemas.openxmlformats.org/markup-compatibility/2006" xmlns:aink="http://schemas.microsoft.com/office/drawing/2016/ink" xmlns:am3d="http://schemas.microsoft.com/office/drawing/2017/model3d" xmlns:o="urn:schemas-microsoft-com:office:office" xmlns:oel="http://schemas.microsoft.com/office/2019/extlst" xmlns:r="http://schemas.openxmlformats.org/officeDocument/2006/relationships" xmlns:m="http://schemas.openxmlformats.org/officeDocument/2006/math" xmlns:v="urn:schemas-microsoft-com:vml" xmlns:wp14="http://schemas.microsoft.com/office/word/2010/wordprocessingDrawing" xmlns:wp="http://schemas.openxmlformats.org/drawingml/2006/wordprocessingDrawing" xmlns:w10="urn:schemas-microsoft-com:office:word" xmlns:w="http://schemas.openxmlformats.org/wordprocessingml/2006/main" xmlns:w14="http://schemas.microsoft.com/office/word/2010/wordml" xmlns:w15="http://schemas.microsoft.com/office/word/2012/wordml" xmlns:w16cex="http://schemas.microsoft.com/office/word/2018/wordml/cex" xmlns:w16cid="http://schemas.microsoft.com/office/word/2016/wordml/cid" xmlns:w16="http://schemas.microsoft.com/office/word/2018/wordml" xmlns:w16sdtdh="http://schemas.microsoft.com/office/word/2020/wordml/sdtdatahash" xmlns:w16se="http://schemas.microsoft.com/office/word/2015/wordml/symex" xmlns:wpg="http://schemas.microsoft.com/office/word/2010/wordprocessingGroup" xmlns:wpi="http://schemas.microsoft.com/office/word/2010/wordprocessingInk" xmlns:wne="http://schemas.microsoft.com/office/word/2006/wordml" xmlns:wps="http://schemas.microsoft.com/office/word/2010/wordprocessingShape" mc:Ignorable="w14 w15 w16se w16cid w16 w16cex w16sdtdh wp14">
+<w:ftr xmlns:wpc="http://schemas.microsoft.com/office/word/2010/wordprocessingCanvas" xmlns:cx="http://schemas.microsoft.com/office/drawing/2014/chartex" xmlns:cx1="http://schemas.microsoft.com/office/drawing/2015/9/8/chartex" xmlns:cx2="http://schemas.microsoft.com/office/drawing/2015/10/21/chartex" xmlns:cx3="http://schemas.microsoft.com/office/drawing/2016/5/9/chartex" xmlns:cx4="http://schemas.microsoft.com/office/drawing/2016/5/10/chartex" xmlns:cx5="http://schemas.microsoft.com/office/drawing/2016/5/11/chartex" xmlns:cx6="http://schemas.microsoft.com/office/drawing/2016/5/12/chartex" xmlns:cx7="http://schemas.microsoft.com/office/drawing/2016/5/13/chartex" xmlns:cx8="http://schemas.microsoft.com/office/drawing/2016/5/14/chartex" xmlns:mc="http://schemas.openxmlformats.org/markup-compatibility/2006" xmlns:aink="http://schemas.microsoft.com/office/drawing/2016/ink" xmlns:am3d="http://schemas.microsoft.com/office/drawing/2017/model3d" xmlns:o="urn:schemas-microsoft-com:office:office" xmlns:oel="http://schemas.microsoft.com/office/2019/extlst" xmlns:r="http://schemas.openxmlformats.org/officeDocument/2006/relationships" xmlns:m="http://schemas.openxmlformats.org/officeDocument/2006/math" xmlns:v="urn:schemas-microsoft-com:vml" xmlns:wp14="http://schemas.microsoft.com/office/word/2010/wordprocessingDrawing" xmlns:wp="http://schemas.openxmlformats.org/drawingml/2006/wordprocessingDrawing" xmlns:w10="urn:schemas-microsoft-com:office:word" xmlns:w="http://schemas.openxmlformats.org/wordprocessingml/2006/main" xmlns:w14="http://schemas.microsoft.com/office/word/2010/wordml" xmlns:w15="http://schemas.microsoft.com/office/word/2012/wordml" xmlns:w16cex="http://schemas.microsoft.com/office/word/2018/wordml/cex" xmlns:w16cid="http://schemas.microsoft.com/office/word/2016/wordml/cid" xmlns:w16="http://schemas.microsoft.com/office/word/2018/wordml" xmlns:w16du="http://schemas.microsoft.com/office/word/2023/wordml/word16du" xmlns:w16sdtdh="http://schemas.microsoft.com/office/word/2020/wordml/sdtdatahash" xmlns:w16sdtfl="http://schemas.microsoft.com/office/word/2024/wordml/sdtformatlock" xmlns:w16se="http://schemas.microsoft.com/office/word/2015/wordml/symex" xmlns:wpg="http://schemas.microsoft.com/office/word/2010/wordprocessingGroup" xmlns:wpi="http://schemas.microsoft.com/office/word/2010/wordprocessingInk" xmlns:wne="http://schemas.microsoft.com/office/word/2006/wordml" xmlns:wps="http://schemas.microsoft.com/office/word/2010/wordprocessingShape" mc:Ignorable="w14 w15 w16se w16cid w16 w16cex w16sdtdh w16sdtfl w16du wp14">
   <w:p>
     <w:pPr>
       <w:pStyle w:val="Footer"/>
@@ -606,7 +949,7 @@
 </file>
 
 <file path=word/footer3.xml><?xml version="1.0" encoding="utf-8"?>
-<w:ftr xmlns:wpc="http://schemas.microsoft.com/office/word/2010/wordprocessingCanvas" xmlns:cx="http://schemas.microsoft.com/office/drawing/2014/chartex" xmlns:cx1="http://schemas.microsoft.com/office/drawing/2015/9/8/chartex" xmlns:cx2="http://schemas.microsoft.com/office/drawing/2015/10/21/chartex" xmlns:cx3="http://schemas.microsoft.com/office/drawing/2016/5/9/chartex" xmlns:cx4="http://schemas.microsoft.com/office/drawing/2016/5/10/chartex" xmlns:cx5="http://schemas.microsoft.com/office/drawing/2016/5/11/chartex" xmlns:cx6="http://schemas.microsoft.com/office/drawing/2016/5/12/chartex" xmlns:cx7="http://schemas.microsoft.com/office/drawing/2016/5/13/chartex" xmlns:cx8="http://schemas.microsoft.com/office/drawing/2016/5/14/chartex" xmlns:mc="http://schemas.openxmlformats.org/markup-compatibility/2006" xmlns:aink="http://schemas.microsoft.com/office/drawing/2016/ink" xmlns:am3d="http://schemas.microsoft.com/office/drawing/2017/model3d" xmlns:o="urn:schemas-microsoft-com:office:office" xmlns:oel="http://schemas.microsoft.com/office/2019/extlst" xmlns:r="http://schemas.openxmlformats.org/officeDocument/2006/relationships" xmlns:m="http://schemas.openxmlformats.org/officeDocument/2006/math" xmlns:v="urn:schemas-microsoft-com:vml" xmlns:wp14="http://schemas.microsoft.com/office/word/2010/wordprocessingDrawing" xmlns:wp="http://schemas.openxmlformats.org/drawingml/2006/wordprocessingDrawing" xmlns:w10="urn:schemas-microsoft-com:office:word" xmlns:w="http://schemas.openxmlformats.org/wordprocessingml/2006/main" xmlns:w14="http://schemas.microsoft.com/office/word/2010/wordml" xmlns:w15="http://schemas.microsoft.com/office/word/2012/wordml" xmlns:w16cex="http://schemas.microsoft.com/office/word/2018/wordml/cex" xmlns:w16cid="http://schemas.microsoft.com/office/word/2016/wordml/cid" xmlns:w16="http://schemas.microsoft.com/office/word/2018/wordml" xmlns:w16sdtdh="http://schemas.microsoft.com/office/word/2020/wordml/sdtdatahash" xmlns:w16se="http://schemas.microsoft.com/office/word/2015/wordml/symex" xmlns:wpg="http://schemas.microsoft.com/office/word/2010/wordprocessingGroup" xmlns:wpi="http://schemas.microsoft.com/office/word/2010/wordprocessingInk" xmlns:wne="http://schemas.microsoft.com/office/word/2006/wordml" xmlns:wps="http://schemas.microsoft.com/office/word/2010/wordprocessingShape" mc:Ignorable="w14 w15 w16se w16cid w16 w16cex w16sdtdh wp14">
+<w:ftr xmlns:wpc="http://schemas.microsoft.com/office/word/2010/wordprocessingCanvas" xmlns:cx="http://schemas.microsoft.com/office/drawing/2014/chartex" xmlns:cx1="http://schemas.microsoft.com/office/drawing/2015/9/8/chartex" xmlns:cx2="http://schemas.microsoft.com/office/drawing/2015/10/21/chartex" xmlns:cx3="http://schemas.microsoft.com/office/drawing/2016/5/9/chartex" xmlns:cx4="http://schemas.microsoft.com/office/drawing/2016/5/10/chartex" xmlns:cx5="http://schemas.microsoft.com/office/drawing/2016/5/11/chartex" xmlns:cx6="http://schemas.microsoft.com/office/drawing/2016/5/12/chartex" xmlns:cx7="http://schemas.microsoft.com/office/drawing/2016/5/13/chartex" xmlns:cx8="http://schemas.microsoft.com/office/drawing/2016/5/14/chartex" xmlns:mc="http://schemas.openxmlformats.org/markup-compatibility/2006" xmlns:aink="http://schemas.microsoft.com/office/drawing/2016/ink" xmlns:am3d="http://schemas.microsoft.com/office/drawing/2017/model3d" xmlns:o="urn:schemas-microsoft-com:office:office" xmlns:oel="http://schemas.microsoft.com/office/2019/extlst" xmlns:r="http://schemas.openxmlformats.org/officeDocument/2006/relationships" xmlns:m="http://schemas.openxmlformats.org/officeDocument/2006/math" xmlns:v="urn:schemas-microsoft-com:vml" xmlns:wp14="http://schemas.microsoft.com/office/word/2010/wordprocessingDrawing" xmlns:wp="http://schemas.openxmlformats.org/drawingml/2006/wordprocessingDrawing" xmlns:w10="urn:schemas-microsoft-com:office:word" xmlns:w="http://schemas.openxmlformats.org/wordprocessingml/2006/main" xmlns:w14="http://schemas.microsoft.com/office/word/2010/wordml" xmlns:w15="http://schemas.microsoft.com/office/word/2012/wordml" xmlns:w16cex="http://schemas.microsoft.com/office/word/2018/wordml/cex" xmlns:w16cid="http://schemas.microsoft.com/office/word/2016/wordml/cid" xmlns:w16="http://schemas.microsoft.com/office/word/2018/wordml" xmlns:w16du="http://schemas.microsoft.com/office/word/2023/wordml/word16du" xmlns:w16sdtdh="http://schemas.microsoft.com/office/word/2020/wordml/sdtdatahash" xmlns:w16sdtfl="http://schemas.microsoft.com/office/word/2024/wordml/sdtformatlock" xmlns:w16se="http://schemas.microsoft.com/office/word/2015/wordml/symex" xmlns:wpg="http://schemas.microsoft.com/office/word/2010/wordprocessingGroup" xmlns:wpi="http://schemas.microsoft.com/office/word/2010/wordprocessingInk" xmlns:wne="http://schemas.microsoft.com/office/word/2006/wordml" xmlns:wps="http://schemas.microsoft.com/office/word/2010/wordprocessingShape" mc:Ignorable="w14 w15 w16se w16cid w16 w16cex w16sdtdh w16sdtfl w16du wp14">
   <w:p>
     <w:pPr>
       <w:pStyle w:val="Footer"/>
@@ -616,7 +959,7 @@
 </file>
 
 <file path=word/footnotes.xml><?xml version="1.0" encoding="utf-8"?>
-<w:footnotes xmlns:wpc="http://schemas.microsoft.com/office/word/2010/wordprocessingCanvas" xmlns:cx="http://schemas.microsoft.com/office/drawing/2014/chartex" xmlns:cx1="http://schemas.microsoft.com/office/drawing/2015/9/8/chartex" xmlns:cx2="http://schemas.microsoft.com/office/drawing/2015/10/21/chartex" xmlns:cx3="http://schemas.microsoft.com/office/drawing/2016/5/9/chartex" xmlns:cx4="http://schemas.microsoft.com/office/drawing/2016/5/10/chartex" xmlns:cx5="http://schemas.microsoft.com/office/drawing/2016/5/11/chartex" xmlns:cx6="http://schemas.microsoft.com/office/drawing/2016/5/12/chartex" xmlns:cx7="http://schemas.microsoft.com/office/drawing/2016/5/13/chartex" xmlns:cx8="http://schemas.microsoft.com/office/drawing/2016/5/14/chartex" xmlns:mc="http://schemas.openxmlformats.org/markup-compatibility/2006" xmlns:aink="http://schemas.microsoft.com/office/drawing/2016/ink" xmlns:am3d="http://schemas.microsoft.com/office/drawing/2017/model3d" xmlns:o="urn:schemas-microsoft-com:office:office" xmlns:oel="http://schemas.microsoft.com/office/2019/extlst" xmlns:r="http://schemas.openxmlformats.org/officeDocument/2006/relationships" xmlns:m="http://schemas.openxmlformats.org/officeDocument/2006/math" xmlns:v="urn:schemas-microsoft-com:vml" xmlns:wp14="http://schemas.microsoft.com/office/word/2010/wordprocessingDrawing" xmlns:wp="http://schemas.openxmlformats.org/drawingml/2006/wordprocessingDrawing" xmlns:w10="urn:schemas-microsoft-com:office:word" xmlns:w="http://schemas.openxmlformats.org/wordprocessingml/2006/main" xmlns:w14="http://schemas.microsoft.com/office/word/2010/wordml" xmlns:w15="http://schemas.microsoft.com/office/word/2012/wordml" xmlns:w16cex="http://schemas.microsoft.com/office/word/2018/wordml/cex" xmlns:w16cid="http://schemas.microsoft.com/office/word/2016/wordml/cid" xmlns:w16="http://schemas.microsoft.com/office/word/2018/wordml" xmlns:w16sdtdh="http://schemas.microsoft.com/office/word/2020/wordml/sdtdatahash" xmlns:w16se="http://schemas.microsoft.com/office/word/2015/wordml/symex" xmlns:wpg="http://schemas.microsoft.com/office/word/2010/wordprocessingGroup" xmlns:wpi="http://schemas.microsoft.com/office/word/2010/wordprocessingInk" xmlns:wne="http://schemas.microsoft.com/office/word/2006/wordml" xmlns:wps="http://schemas.microsoft.com/office/word/2010/wordprocessingShape" mc:Ignorable="w14 w15 w16se w16cid w16 w16cex w16sdtdh wp14">
+<w:footnotes xmlns:wpc="http://schemas.microsoft.com/office/word/2010/wordprocessingCanvas" xmlns:cx="http://schemas.microsoft.com/office/drawing/2014/chartex" xmlns:cx1="http://schemas.microsoft.com/office/drawing/2015/9/8/chartex" xmlns:cx2="http://schemas.microsoft.com/office/drawing/2015/10/21/chartex" xmlns:cx3="http://schemas.microsoft.com/office/drawing/2016/5/9/chartex" xmlns:cx4="http://schemas.microsoft.com/office/drawing/2016/5/10/chartex" xmlns:cx5="http://schemas.microsoft.com/office/drawing/2016/5/11/chartex" xmlns:cx6="http://schemas.microsoft.com/office/drawing/2016/5/12/chartex" xmlns:cx7="http://schemas.microsoft.com/office/drawing/2016/5/13/chartex" xmlns:cx8="http://schemas.microsoft.com/office/drawing/2016/5/14/chartex" xmlns:mc="http://schemas.openxmlformats.org/markup-compatibility/2006" xmlns:aink="http://schemas.microsoft.com/office/drawing/2016/ink" xmlns:am3d="http://schemas.microsoft.com/office/drawing/2017/model3d" xmlns:o="urn:schemas-microsoft-com:office:office" xmlns:oel="http://schemas.microsoft.com/office/2019/extlst" xmlns:r="http://schemas.openxmlformats.org/officeDocument/2006/relationships" xmlns:m="http://schemas.openxmlformats.org/officeDocument/2006/math" xmlns:v="urn:schemas-microsoft-com:vml" xmlns:wp14="http://schemas.microsoft.com/office/word/2010/wordprocessingDrawing" xmlns:wp="http://schemas.openxmlformats.org/drawingml/2006/wordprocessingDrawing" xmlns:w10="urn:schemas-microsoft-com:office:word" xmlns:w="http://schemas.openxmlformats.org/wordprocessingml/2006/main" xmlns:w14="http://schemas.microsoft.com/office/word/2010/wordml" xmlns:w15="http://schemas.microsoft.com/office/word/2012/wordml" xmlns:w16cex="http://schemas.microsoft.com/office/word/2018/wordml/cex" xmlns:w16cid="http://schemas.microsoft.com/office/word/2016/wordml/cid" xmlns:w16="http://schemas.microsoft.com/office/word/2018/wordml" xmlns:w16du="http://schemas.microsoft.com/office/word/2023/wordml/word16du" xmlns:w16sdtdh="http://schemas.microsoft.com/office/word/2020/wordml/sdtdatahash" xmlns:w16sdtfl="http://schemas.microsoft.com/office/word/2024/wordml/sdtformatlock" xmlns:w16se="http://schemas.microsoft.com/office/word/2015/wordml/symex" xmlns:wpg="http://schemas.microsoft.com/office/word/2010/wordprocessingGroup" xmlns:wpi="http://schemas.microsoft.com/office/word/2010/wordprocessingInk" xmlns:wne="http://schemas.microsoft.com/office/word/2006/wordml" xmlns:wps="http://schemas.microsoft.com/office/word/2010/wordprocessingShape" mc:Ignorable="w14 w15 w16se w16cid w16 w16cex w16sdtdh w16sdtfl w16du wp14">
   <w:footnote w:type="separator" w:id="-1">
     <w:p>
       <w:pPr>
@@ -641,7 +984,7 @@
 </file>
 
 <file path=word/header1.xml><?xml version="1.0" encoding="utf-8"?>
-<w:hdr xmlns:wpc="http://schemas.microsoft.com/office/word/2010/wordprocessingCanvas" xmlns:cx="http://schemas.microsoft.com/office/drawing/2014/chartex" xmlns:cx1="http://schemas.microsoft.com/office/drawing/2015/9/8/chartex" xmlns:cx2="http://schemas.microsoft.com/office/drawing/2015/10/21/chartex" xmlns:cx3="http://schemas.microsoft.com/office/drawing/2016/5/9/chartex" xmlns:cx4="http://schemas.microsoft.com/office/drawing/2016/5/10/chartex" xmlns:cx5="http://schemas.microsoft.com/office/drawing/2016/5/11/chartex" xmlns:cx6="http://schemas.microsoft.com/office/drawing/2016/5/12/chartex" xmlns:cx7="http://schemas.microsoft.com/office/drawing/2016/5/13/chartex" xmlns:cx8="http://schemas.microsoft.com/office/drawing/2016/5/14/chartex" xmlns:mc="http://schemas.openxmlformats.org/markup-compatibility/2006" xmlns:aink="http://schemas.microsoft.com/office/drawing/2016/ink" xmlns:am3d="http://schemas.microsoft.com/office/drawing/2017/model3d" xmlns:o="urn:schemas-microsoft-com:office:office" xmlns:oel="http://schemas.microsoft.com/office/2019/extlst" xmlns:r="http://schemas.openxmlformats.org/officeDocument/2006/relationships" xmlns:m="http://schemas.openxmlformats.org/officeDocument/2006/math" xmlns:v="urn:schemas-microsoft-com:vml" xmlns:wp14="http://schemas.microsoft.com/office/word/2010/wordprocessingDrawing" xmlns:wp="http://schemas.openxmlformats.org/drawingml/2006/wordprocessingDrawing" xmlns:w10="urn:schemas-microsoft-com:office:word" xmlns:w="http://schemas.openxmlformats.org/wordprocessingml/2006/main" xmlns:w14="http://schemas.microsoft.com/office/word/2010/wordml" xmlns:w15="http://schemas.microsoft.com/office/word/2012/wordml" xmlns:w16cex="http://schemas.microsoft.com/office/word/2018/wordml/cex" xmlns:w16cid="http://schemas.microsoft.com/office/word/2016/wordml/cid" xmlns:w16="http://schemas.microsoft.com/office/word/2018/wordml" xmlns:w16sdtdh="http://schemas.microsoft.com/office/word/2020/wordml/sdtdatahash" xmlns:w16se="http://schemas.microsoft.com/office/word/2015/wordml/symex" xmlns:wpg="http://schemas.microsoft.com/office/word/2010/wordprocessingGroup" xmlns:wpi="http://schemas.microsoft.com/office/word/2010/wordprocessingInk" xmlns:wne="http://schemas.microsoft.com/office/word/2006/wordml" xmlns:wps="http://schemas.microsoft.com/office/word/2010/wordprocessingShape" mc:Ignorable="w14 w15 w16se w16cid w16 w16cex w16sdtdh wp14">
+<w:hdr xmlns:wpc="http://schemas.microsoft.com/office/word/2010/wordprocessingCanvas" xmlns:cx="http://schemas.microsoft.com/office/drawing/2014/chartex" xmlns:cx1="http://schemas.microsoft.com/office/drawing/2015/9/8/chartex" xmlns:cx2="http://schemas.microsoft.com/office/drawing/2015/10/21/chartex" xmlns:cx3="http://schemas.microsoft.com/office/drawing/2016/5/9/chartex" xmlns:cx4="http://schemas.microsoft.com/office/drawing/2016/5/10/chartex" xmlns:cx5="http://schemas.microsoft.com/office/drawing/2016/5/11/chartex" xmlns:cx6="http://schemas.microsoft.com/office/drawing/2016/5/12/chartex" xmlns:cx7="http://schemas.microsoft.com/office/drawing/2016/5/13/chartex" xmlns:cx8="http://schemas.microsoft.com/office/drawing/2016/5/14/chartex" xmlns:mc="http://schemas.openxmlformats.org/markup-compatibility/2006" xmlns:aink="http://schemas.microsoft.com/office/drawing/2016/ink" xmlns:am3d="http://schemas.microsoft.com/office/drawing/2017/model3d" xmlns:o="urn:schemas-microsoft-com:office:office" xmlns:oel="http://schemas.microsoft.com/office/2019/extlst" xmlns:r="http://schemas.openxmlformats.org/officeDocument/2006/relationships" xmlns:m="http://schemas.openxmlformats.org/officeDocument/2006/math" xmlns:v="urn:schemas-microsoft-com:vml" xmlns:wp14="http://schemas.microsoft.com/office/word/2010/wordprocessingDrawing" xmlns:wp="http://schemas.openxmlformats.org/drawingml/2006/wordprocessingDrawing" xmlns:w10="urn:schemas-microsoft-com:office:word" xmlns:w="http://schemas.openxmlformats.org/wordprocessingml/2006/main" xmlns:w14="http://schemas.microsoft.com/office/word/2010/wordml" xmlns:w15="http://schemas.microsoft.com/office/word/2012/wordml" xmlns:w16cex="http://schemas.microsoft.com/office/word/2018/wordml/cex" xmlns:w16cid="http://schemas.microsoft.com/office/word/2016/wordml/cid" xmlns:w16="http://schemas.microsoft.com/office/word/2018/wordml" xmlns:w16du="http://schemas.microsoft.com/office/word/2023/wordml/word16du" xmlns:w16sdtdh="http://schemas.microsoft.com/office/word/2020/wordml/sdtdatahash" xmlns:w16sdtfl="http://schemas.microsoft.com/office/word/2024/wordml/sdtformatlock" xmlns:w16se="http://schemas.microsoft.com/office/word/2015/wordml/symex" xmlns:wpg="http://schemas.microsoft.com/office/word/2010/wordprocessingGroup" xmlns:wpi="http://schemas.microsoft.com/office/word/2010/wordprocessingInk" xmlns:wne="http://schemas.microsoft.com/office/word/2006/wordml" xmlns:wps="http://schemas.microsoft.com/office/word/2010/wordprocessingShape" mc:Ignorable="w14 w15 w16se w16cid w16 w16cex w16sdtdh w16sdtfl w16du wp14">
   <w:p>
     <w:pPr>
       <w:pStyle w:val="Header"/>
@@ -651,7 +994,7 @@
 </file>
 
 <file path=word/header2.xml><?xml version="1.0" encoding="utf-8"?>
-<w:hdr xmlns:wpc="http://schemas.microsoft.com/office/word/2010/wordprocessingCanvas" xmlns:cx="http://schemas.microsoft.com/office/drawing/2014/chartex" xmlns:cx1="http://schemas.microsoft.com/office/drawing/2015/9/8/chartex" xmlns:cx2="http://schemas.microsoft.com/office/drawing/2015/10/21/chartex" xmlns:cx3="http://schemas.microsoft.com/office/drawing/2016/5/9/chartex" xmlns:cx4="http://schemas.microsoft.com/office/drawing/2016/5/10/chartex" xmlns:cx5="http://schemas.microsoft.com/office/drawing/2016/5/11/chartex" xmlns:cx6="http://schemas.microsoft.com/office/drawing/2016/5/12/chartex" xmlns:cx7="http://schemas.microsoft.com/office/drawing/2016/5/13/chartex" xmlns:cx8="http://schemas.microsoft.com/office/drawing/2016/5/14/chartex" xmlns:mc="http://schemas.openxmlformats.org/markup-compatibility/2006" xmlns:aink="http://schemas.microsoft.com/office/drawing/2016/ink" xmlns:am3d="http://schemas.microsoft.com/office/drawing/2017/model3d" xmlns:o="urn:schemas-microsoft-com:office:office" xmlns:oel="http://schemas.microsoft.com/office/2019/extlst" xmlns:r="http://schemas.openxmlformats.org/officeDocument/2006/relationships" xmlns:m="http://schemas.openxmlformats.org/officeDocument/2006/math" xmlns:v="urn:schemas-microsoft-com:vml" xmlns:wp14="http://schemas.microsoft.com/office/word/2010/wordprocessingDrawing" xmlns:wp="http://schemas.openxmlformats.org/drawingml/2006/wordprocessingDrawing" xmlns:w10="urn:schemas-microsoft-com:office:word" xmlns:w="http://schemas.openxmlformats.org/wordprocessingml/2006/main" xmlns:w14="http://schemas.microsoft.com/office/word/2010/wordml" xmlns:w15="http://schemas.microsoft.com/office/word/2012/wordml" xmlns:w16cex="http://schemas.microsoft.com/office/word/2018/wordml/cex" xmlns:w16cid="http://schemas.microsoft.com/office/word/2016/wordml/cid" xmlns:w16="http://schemas.microsoft.com/office/word/2018/wordml" xmlns:w16sdtdh="http://schemas.microsoft.com/office/word/2020/wordml/sdtdatahash" xmlns:w16se="http://schemas.microsoft.com/office/word/2015/wordml/symex" xmlns:wpg="http://schemas.microsoft.com/office/word/2010/wordprocessingGroup" xmlns:wpi="http://schemas.microsoft.com/office/word/2010/wordprocessingInk" xmlns:wne="http://schemas.microsoft.com/office/word/2006/wordml" xmlns:wps="http://schemas.microsoft.com/office/word/2010/wordprocessingShape" mc:Ignorable="w14 w15 w16se w16cid w16 w16cex w16sdtdh wp14">
+<w:hdr xmlns:wpc="http://schemas.microsoft.com/office/word/2010/wordprocessingCanvas" xmlns:cx="http://schemas.microsoft.com/office/drawing/2014/chartex" xmlns:cx1="http://schemas.microsoft.com/office/drawing/2015/9/8/chartex" xmlns:cx2="http://schemas.microsoft.com/office/drawing/2015/10/21/chartex" xmlns:cx3="http://schemas.microsoft.com/office/drawing/2016/5/9/chartex" xmlns:cx4="http://schemas.microsoft.com/office/drawing/2016/5/10/chartex" xmlns:cx5="http://schemas.microsoft.com/office/drawing/2016/5/11/chartex" xmlns:cx6="http://schemas.microsoft.com/office/drawing/2016/5/12/chartex" xmlns:cx7="http://schemas.microsoft.com/office/drawing/2016/5/13/chartex" xmlns:cx8="http://schemas.microsoft.com/office/drawing/2016/5/14/chartex" xmlns:mc="http://schemas.openxmlformats.org/markup-compatibility/2006" xmlns:aink="http://schemas.microsoft.com/office/drawing/2016/ink" xmlns:am3d="http://schemas.microsoft.com/office/drawing/2017/model3d" xmlns:o="urn:schemas-microsoft-com:office:office" xmlns:oel="http://schemas.microsoft.com/office/2019/extlst" xmlns:r="http://schemas.openxmlformats.org/officeDocument/2006/relationships" xmlns:m="http://schemas.openxmlformats.org/officeDocument/2006/math" xmlns:v="urn:schemas-microsoft-com:vml" xmlns:wp14="http://schemas.microsoft.com/office/word/2010/wordprocessingDrawing" xmlns:wp="http://schemas.openxmlformats.org/drawingml/2006/wordprocessingDrawing" xmlns:w10="urn:schemas-microsoft-com:office:word" xmlns:w="http://schemas.openxmlformats.org/wordprocessingml/2006/main" xmlns:w14="http://schemas.microsoft.com/office/word/2010/wordml" xmlns:w15="http://schemas.microsoft.com/office/word/2012/wordml" xmlns:w16cex="http://schemas.microsoft.com/office/word/2018/wordml/cex" xmlns:w16cid="http://schemas.microsoft.com/office/word/2016/wordml/cid" xmlns:w16="http://schemas.microsoft.com/office/word/2018/wordml" xmlns:w16du="http://schemas.microsoft.com/office/word/2023/wordml/word16du" xmlns:w16sdtdh="http://schemas.microsoft.com/office/word/2020/wordml/sdtdatahash" xmlns:w16sdtfl="http://schemas.microsoft.com/office/word/2024/wordml/sdtformatlock" xmlns:w16se="http://schemas.microsoft.com/office/word/2015/wordml/symex" xmlns:wpg="http://schemas.microsoft.com/office/word/2010/wordprocessingGroup" xmlns:wpi="http://schemas.microsoft.com/office/word/2010/wordprocessingInk" xmlns:wne="http://schemas.microsoft.com/office/word/2006/wordml" xmlns:wps="http://schemas.microsoft.com/office/word/2010/wordprocessingShape" mc:Ignorable="w14 w15 w16se w16cid w16 w16cex w16sdtdh w16sdtfl w16du wp14">
   <w:p>
     <w:pPr>
       <w:pStyle w:val="Header"/>
@@ -662,7 +1005,7 @@
 </file>
 
 <file path=word/header3.xml><?xml version="1.0" encoding="utf-8"?>
-<w:hdr xmlns:wpc="http://schemas.microsoft.com/office/word/2010/wordprocessingCanvas" xmlns:cx="http://schemas.microsoft.com/office/drawing/2014/chartex" xmlns:cx1="http://schemas.microsoft.com/office/drawing/2015/9/8/chartex" xmlns:cx2="http://schemas.microsoft.com/office/drawing/2015/10/21/chartex" xmlns:cx3="http://schemas.microsoft.com/office/drawing/2016/5/9/chartex" xmlns:cx4="http://schemas.microsoft.com/office/drawing/2016/5/10/chartex" xmlns:cx5="http://schemas.microsoft.com/office/drawing/2016/5/11/chartex" xmlns:cx6="http://schemas.microsoft.com/office/drawing/2016/5/12/chartex" xmlns:cx7="http://schemas.microsoft.com/office/drawing/2016/5/13/chartex" xmlns:cx8="http://schemas.microsoft.com/office/drawing/2016/5/14/chartex" xmlns:mc="http://schemas.openxmlformats.org/markup-compatibility/2006" xmlns:aink="http://schemas.microsoft.com/office/drawing/2016/ink" xmlns:am3d="http://schemas.microsoft.com/office/drawing/2017/model3d" xmlns:o="urn:schemas-microsoft-com:office:office" xmlns:oel="http://schemas.microsoft.com/office/2019/extlst" xmlns:r="http://schemas.openxmlformats.org/officeDocument/2006/relationships" xmlns:m="http://schemas.openxmlformats.org/officeDocument/2006/math" xmlns:v="urn:schemas-microsoft-com:vml" xmlns:wp14="http://schemas.microsoft.com/office/word/2010/wordprocessingDrawing" xmlns:wp="http://schemas.openxmlformats.org/drawingml/2006/wordprocessingDrawing" xmlns:w10="urn:schemas-microsoft-com:office:word" xmlns:w="http://schemas.openxmlformats.org/wordprocessingml/2006/main" xmlns:w14="http://schemas.microsoft.com/office/word/2010/wordml" xmlns:w15="http://schemas.microsoft.com/office/word/2012/wordml" xmlns:w16cex="http://schemas.microsoft.com/office/word/2018/wordml/cex" xmlns:w16cid="http://schemas.microsoft.com/office/word/2016/wordml/cid" xmlns:w16="http://schemas.microsoft.com/office/word/2018/wordml" xmlns:w16sdtdh="http://schemas.microsoft.com/office/word/2020/wordml/sdtdatahash" xmlns:w16se="http://schemas.microsoft.com/office/word/2015/wordml/symex" xmlns:wpg="http://schemas.microsoft.com/office/word/2010/wordprocessingGroup" xmlns:wpi="http://schemas.microsoft.com/office/word/2010/wordprocessingInk" xmlns:wne="http://schemas.microsoft.com/office/word/2006/wordml" xmlns:wps="http://schemas.microsoft.com/office/word/2010/wordprocessingShape" mc:Ignorable="w14 w15 w16se w16cid w16 w16cex w16sdtdh wp14">
+<w:hdr xmlns:wpc="http://schemas.microsoft.com/office/word/2010/wordprocessingCanvas" xmlns:cx="http://schemas.microsoft.com/office/drawing/2014/chartex" xmlns:cx1="http://schemas.microsoft.com/office/drawing/2015/9/8/chartex" xmlns:cx2="http://schemas.microsoft.com/office/drawing/2015/10/21/chartex" xmlns:cx3="http://schemas.microsoft.com/office/drawing/2016/5/9/chartex" xmlns:cx4="http://schemas.microsoft.com/office/drawing/2016/5/10/chartex" xmlns:cx5="http://schemas.microsoft.com/office/drawing/2016/5/11/chartex" xmlns:cx6="http://schemas.microsoft.com/office/drawing/2016/5/12/chartex" xmlns:cx7="http://schemas.microsoft.com/office/drawing/2016/5/13/chartex" xmlns:cx8="http://schemas.microsoft.com/office/drawing/2016/5/14/chartex" xmlns:mc="http://schemas.openxmlformats.org/markup-compatibility/2006" xmlns:aink="http://schemas.microsoft.com/office/drawing/2016/ink" xmlns:am3d="http://schemas.microsoft.com/office/drawing/2017/model3d" xmlns:o="urn:schemas-microsoft-com:office:office" xmlns:oel="http://schemas.microsoft.com/office/2019/extlst" xmlns:r="http://schemas.openxmlformats.org/officeDocument/2006/relationships" xmlns:m="http://schemas.openxmlformats.org/officeDocument/2006/math" xmlns:v="urn:schemas-microsoft-com:vml" xmlns:wp14="http://schemas.microsoft.com/office/word/2010/wordprocessingDrawing" xmlns:wp="http://schemas.openxmlformats.org/drawingml/2006/wordprocessingDrawing" xmlns:w10="urn:schemas-microsoft-com:office:word" xmlns:w="http://schemas.openxmlformats.org/wordprocessingml/2006/main" xmlns:w14="http://schemas.microsoft.com/office/word/2010/wordml" xmlns:w15="http://schemas.microsoft.com/office/word/2012/wordml" xmlns:w16cex="http://schemas.microsoft.com/office/word/2018/wordml/cex" xmlns:w16cid="http://schemas.microsoft.com/office/word/2016/wordml/cid" xmlns:w16="http://schemas.microsoft.com/office/word/2018/wordml" xmlns:w16du="http://schemas.microsoft.com/office/word/2023/wordml/word16du" xmlns:w16sdtdh="http://schemas.microsoft.com/office/word/2020/wordml/sdtdatahash" xmlns:w16sdtfl="http://schemas.microsoft.com/office/word/2024/wordml/sdtformatlock" xmlns:w16se="http://schemas.microsoft.com/office/word/2015/wordml/symex" xmlns:wpg="http://schemas.microsoft.com/office/word/2010/wordprocessingGroup" xmlns:wpi="http://schemas.microsoft.com/office/word/2010/wordprocessingInk" xmlns:wne="http://schemas.microsoft.com/office/word/2006/wordml" xmlns:wps="http://schemas.microsoft.com/office/word/2010/wordprocessingShape" mc:Ignorable="w14 w15 w16se w16cid w16 w16cex w16sdtdh w16sdtfl w16du wp14">
   <w:p>
     <w:pPr>
       <w:pStyle w:val="Header"/>
@@ -671,7 +1014,7 @@
     <w:r>
       <w:tab/>
       <w:tab/>
-      <w:t>2026-06-17</w:t>
+      <w:t>2026-06-18</w:t>
       <w:br/>
       <w:br/>
     </w:r>
@@ -688,7 +1031,7 @@
 </file>
 
 <file path=word/numbering.xml><?xml version="1.0" encoding="utf-8"?>
-<w:numbering xmlns:wpc="http://schemas.microsoft.com/office/word/2010/wordprocessingCanvas" xmlns:cx="http://schemas.microsoft.com/office/drawing/2014/chartex" xmlns:cx1="http://schemas.microsoft.com/office/drawing/2015/9/8/chartex" xmlns:cx2="http://schemas.microsoft.com/office/drawing/2015/10/21/chartex" xmlns:cx3="http://schemas.microsoft.com/office/drawing/2016/5/9/chartex" xmlns:cx4="http://schemas.microsoft.com/office/drawing/2016/5/10/chartex" xmlns:cx5="http://schemas.microsoft.com/office/drawing/2016/5/11/chartex" xmlns:cx6="http://schemas.microsoft.com/office/drawing/2016/5/12/chartex" xmlns:cx7="http://schemas.microsoft.com/office/drawing/2016/5/13/chartex" xmlns:cx8="http://schemas.microsoft.com/office/drawing/2016/5/14/chartex" xmlns:mc="http://schemas.openxmlformats.org/markup-compatibility/2006" xmlns:aink="http://schemas.microsoft.com/office/drawing/2016/ink" xmlns:am3d="http://schemas.microsoft.com/office/drawing/2017/model3d" xmlns:o="urn:schemas-microsoft-com:office:office" xmlns:oel="http://schemas.microsoft.com/office/2019/extlst" xmlns:r="http://schemas.openxmlformats.org/officeDocument/2006/relationships" xmlns:m="http://schemas.openxmlformats.org/officeDocument/2006/math" xmlns:v="urn:schemas-microsoft-com:vml" xmlns:wp14="http://schemas.microsoft.com/office/word/2010/wordprocessingDrawing" xmlns:wp="http://schemas.openxmlformats.org/drawingml/2006/wordprocessingDrawing" xmlns:w10="urn:schemas-microsoft-com:office:word" xmlns:w="http://schemas.openxmlformats.org/wordprocessingml/2006/main" xmlns:w14="http://schemas.microsoft.com/office/word/2010/wordml" xmlns:w15="http://schemas.microsoft.com/office/word/2012/wordml" xmlns:w16cex="http://schemas.microsoft.com/office/word/2018/wordml/cex" xmlns:w16cid="http://schemas.microsoft.com/office/word/2016/wordml/cid" xmlns:w16="http://schemas.microsoft.com/office/word/2018/wordml" xmlns:w16sdtdh="http://schemas.microsoft.com/office/word/2020/wordml/sdtdatahash" xmlns:w16se="http://schemas.microsoft.com/office/word/2015/wordml/symex" xmlns:wpg="http://schemas.microsoft.com/office/word/2010/wordprocessingGroup" xmlns:wpi="http://schemas.microsoft.com/office/word/2010/wordprocessingInk" xmlns:wne="http://schemas.microsoft.com/office/word/2006/wordml" xmlns:wps="http://schemas.microsoft.com/office/word/2010/wordprocessingShape" mc:Ignorable="w14 w15 w16se w16cid w16 w16cex w16sdtdh wp14">
+<w:numbering xmlns:wpc="http://schemas.microsoft.com/office/word/2010/wordprocessingCanvas" xmlns:cx="http://schemas.microsoft.com/office/drawing/2014/chartex" xmlns:cx1="http://schemas.microsoft.com/office/drawing/2015/9/8/chartex" xmlns:cx2="http://schemas.microsoft.com/office/drawing/2015/10/21/chartex" xmlns:cx3="http://schemas.microsoft.com/office/drawing/2016/5/9/chartex" xmlns:cx4="http://schemas.microsoft.com/office/drawing/2016/5/10/chartex" xmlns:cx5="http://schemas.microsoft.com/office/drawing/2016/5/11/chartex" xmlns:cx6="http://schemas.microsoft.com/office/drawing/2016/5/12/chartex" xmlns:cx7="http://schemas.microsoft.com/office/drawing/2016/5/13/chartex" xmlns:cx8="http://schemas.microsoft.com/office/drawing/2016/5/14/chartex" xmlns:mc="http://schemas.openxmlformats.org/markup-compatibility/2006" xmlns:aink="http://schemas.microsoft.com/office/drawing/2016/ink" xmlns:am3d="http://schemas.microsoft.com/office/drawing/2017/model3d" xmlns:o="urn:schemas-microsoft-com:office:office" xmlns:oel="http://schemas.microsoft.com/office/2019/extlst" xmlns:r="http://schemas.openxmlformats.org/officeDocument/2006/relationships" xmlns:m="http://schemas.openxmlformats.org/officeDocument/2006/math" xmlns:v="urn:schemas-microsoft-com:vml" xmlns:wp14="http://schemas.microsoft.com/office/word/2010/wordprocessingDrawing" xmlns:wp="http://schemas.openxmlformats.org/drawingml/2006/wordprocessingDrawing" xmlns:w10="urn:schemas-microsoft-com:office:word" xmlns:w="http://schemas.openxmlformats.org/wordprocessingml/2006/main" xmlns:w14="http://schemas.microsoft.com/office/word/2010/wordml" xmlns:w15="http://schemas.microsoft.com/office/word/2012/wordml" xmlns:w16cex="http://schemas.microsoft.com/office/word/2018/wordml/cex" xmlns:w16cid="http://schemas.microsoft.com/office/word/2016/wordml/cid" xmlns:w16="http://schemas.microsoft.com/office/word/2018/wordml" xmlns:w16du="http://schemas.microsoft.com/office/word/2023/wordml/word16du" xmlns:w16sdtdh="http://schemas.microsoft.com/office/word/2020/wordml/sdtdatahash" xmlns:w16sdtfl="http://schemas.microsoft.com/office/word/2024/wordml/sdtformatlock" xmlns:w16se="http://schemas.microsoft.com/office/word/2015/wordml/symex" xmlns:wpg="http://schemas.microsoft.com/office/word/2010/wordprocessingGroup" xmlns:wpi="http://schemas.microsoft.com/office/word/2010/wordprocessingInk" xmlns:wne="http://schemas.microsoft.com/office/word/2006/wordml" xmlns:wps="http://schemas.microsoft.com/office/word/2010/wordprocessingShape" mc:Ignorable="w14 w15 w16se w16cid w16 w16cex w16sdtdh w16sdtfl w16du wp14">
   <w:abstractNum w:abstractNumId="0" w15:restartNumberingAfterBreak="0">
     <w:nsid w:val="FFFFFF7C"/>
     <w:multiLevelType w:val="singleLevel"/>
@@ -891,7 +1234,7 @@
 </file>
 
 <file path=word/styles.xml><?xml version="1.0" encoding="utf-8"?>
-<w:styles xmlns:mc="http://schemas.openxmlformats.org/markup-compatibility/2006" xmlns:r="http://schemas.openxmlformats.org/officeDocument/2006/relationships" xmlns:w="http://schemas.openxmlformats.org/wordprocessingml/2006/main" xmlns:w14="http://schemas.microsoft.com/office/word/2010/wordml" xmlns:w15="http://schemas.microsoft.com/office/word/2012/wordml" xmlns:w16cex="http://schemas.microsoft.com/office/word/2018/wordml/cex" xmlns:w16cid="http://schemas.microsoft.com/office/word/2016/wordml/cid" xmlns:w16="http://schemas.microsoft.com/office/word/2018/wordml" xmlns:w16sdtdh="http://schemas.microsoft.com/office/word/2020/wordml/sdtdatahash" xmlns:w16se="http://schemas.microsoft.com/office/word/2015/wordml/symex" mc:Ignorable="w14 w15 w16se w16cid w16 w16cex w16sdtdh">
+<w:styles xmlns:mc="http://schemas.openxmlformats.org/markup-compatibility/2006" xmlns:r="http://schemas.openxmlformats.org/officeDocument/2006/relationships" xmlns:w="http://schemas.openxmlformats.org/wordprocessingml/2006/main" xmlns:w14="http://schemas.microsoft.com/office/word/2010/wordml" xmlns:w15="http://schemas.microsoft.com/office/word/2012/wordml" xmlns:w16cex="http://schemas.microsoft.com/office/word/2018/wordml/cex" xmlns:w16cid="http://schemas.microsoft.com/office/word/2016/wordml/cid" xmlns:w16="http://schemas.microsoft.com/office/word/2018/wordml" xmlns:w16du="http://schemas.microsoft.com/office/word/2023/wordml/word16du" xmlns:w16sdtdh="http://schemas.microsoft.com/office/word/2020/wordml/sdtdatahash" xmlns:w16sdtfl="http://schemas.microsoft.com/office/word/2024/wordml/sdtformatlock" xmlns:w16se="http://schemas.microsoft.com/office/word/2015/wordml/symex" mc:Ignorable="w14 w15 w16se w16cid w16 w16cex w16sdtdh w16sdtfl w16du">
   <w:docDefaults>
     <w:rPrDefault>
       <w:rPr>
@@ -1649,7 +1992,7 @@
     <w:link w:val="TitleChar"/>
     <w:uiPriority w:val="10"/>
     <w:qFormat/>
-    <w:rsid w:val="007106C8"/>
+    <w:rsid w:val="00E854FA"/>
     <w:pPr>
       <w:spacing w:after="300" w:line="240" w:lineRule="auto"/>
       <w:contextualSpacing/>
@@ -1659,7 +2002,7 @@
       <w:rFonts w:eastAsiaTheme="majorEastAsia" w:cstheme="majorBidi"/>
       <w:spacing w:val="5"/>
       <w:kern w:val="28"/>
-      <w:sz w:val="52"/>
+      <w:sz w:val="40"/>
       <w:szCs w:val="52"/>
       <w:lang w:val="sv-SE" w:eastAsia="en-US" w:bidi="ar-SA"/>
     </w:rPr>
@@ -1669,12 +2012,12 @@
     <w:basedOn w:val="DefaultParagraphFont"/>
     <w:link w:val="Title"/>
     <w:uiPriority w:val="10"/>
-    <w:rsid w:val="007106C8"/>
+    <w:rsid w:val="00E854FA"/>
     <w:rPr>
       <w:rFonts w:ascii="Times New Roman" w:eastAsiaTheme="majorEastAsia" w:hAnsi="Times New Roman" w:cstheme="majorBidi"/>
       <w:spacing w:val="5"/>
       <w:kern w:val="28"/>
-      <w:sz w:val="52"/>
+      <w:sz w:val="40"/>
       <w:szCs w:val="52"/>
       <w:lang w:val="sv-SE" w:eastAsia="en-US" w:bidi="ar-SA"/>
     </w:rPr>

--- a/klagomål/A 55498-2025 FSC-klagomål.docx
+++ b/klagomål/A 55498-2025 FSC-klagomål.docx
@@ -1014,7 +1014,7 @@
     <w:r>
       <w:tab/>
       <w:tab/>
-      <w:t>2026-06-18</w:t>
+      <w:t>2026-06-19</w:t>
       <w:br/>
       <w:br/>
     </w:r>

--- a/klagomål/A 55498-2025 FSC-klagomål.docx
+++ b/klagomål/A 55498-2025 FSC-klagomål.docx
@@ -1014,7 +1014,7 @@
     <w:r>
       <w:tab/>
       <w:tab/>
-      <w:t>2026-06-19</w:t>
+      <w:t>2026-06-20</w:t>
       <w:br/>
       <w:br/>
     </w:r>

--- a/klagomål/A 55498-2025 FSC-klagomål.docx
+++ b/klagomål/A 55498-2025 FSC-klagomål.docx
@@ -168,38 +168,7 @@
     </w:p>
     <w:p>
       <w:r>
-        <w:t>Detta dokument behandlar höga naturvärden i avverkningsanmälan A 55498-2025 i Ljusdals kommun som inkom 2025-11-10 och omfattar 22,6 ha.</w:t>
-      </w:r>
-    </w:p>
-    <w:p>
-      <w:r>
-        <w:t>Nedan presenteras fynd av naturvårdsarter och fridlysta arter som gjorts i det avverkningsanmälda området, samt relevanta utdrag ur standarderna för FSC, Chain of Custody, Controlled Wood och PEFC. I BILAGA 1 finns artfakta om fridlysta arter.</w:t>
-      </w:r>
-    </w:p>
-    <w:p>
-      <w:r>
-        <w:t>Vi förväntar oss att ni återkommer med ett skriftligt svar på vårt klagomål och även beskriver vilka korrigerande åtgärder ni satt in för att rätta till identifierade brister i er efterlevnad av den svenska FSC standarden.</w:t>
-      </w:r>
-    </w:p>
-    <w:p>
-      <w:pPr>
-        <w:pStyle w:val="Heading1"/>
-      </w:pPr>
-      <w:r>
-        <w:t>Naturvårdsarter</w:t>
-      </w:r>
-    </w:p>
-    <w:p>
-      <w:r>
-        <w:t>I och inom 24 meter från avverkningsanmälan har följande 9 naturvårdsarter hittats: kolflarnlav (NT, T), mörk kolflarnlav (NT), tallticka (NT, T), varglav (NT, §8), nästlav (S, T), spillkråka (T, §4), tjäder (T, §4), fläcknycklar (§8) och revlummer (§9). Av dessa är 4 rödlistade. För rödlistade arter har rödlistekategorin angivits inom parentes. Arter som är signalarter enligt Skogsstyrelsen har markerats med (S). Typiska arter inom Natura 2000 som är kopplade till skogsekosystem har markerats med (T). För fridlysta arter anges även paragrafen i Artskyddsförordningen som arten är fridlyst enligt.</w:t>
-      </w:r>
-    </w:p>
-    <w:p>
-      <w:r>
-        <w:t>De påträffade naturvårdsarterna är ett tydligt kvitto på att det rör sig om en skog med höga naturvärden.</w:t>
-      </w:r>
-      <w:r>
-        <w:t xml:space="preserve"> I Figur 1 visas fyndplatser för naturvårdsarter i området, som finns registrerade på Artportalen.</w:t>
+        <w:t>Detta klagomål behandlar höga naturvärden i avverkningsanmälan A 55498-2025 i Ljusdals kommun som inkom 2025-11-10 och omfattar 22,6 ha.</w:t>
       </w:r>
     </w:p>
     <w:p>
@@ -247,34 +216,126 @@
         <w:spacing w:after="240"/>
       </w:pPr>
       <w:r>
-        <w:t>Figur 1. Fyndplatser för naturvårdsarter i och inom 24 meter från avverkningsanmälan (röd linje). Markörer utan svart kant är placerade på fyndplatsen. Markörer med svart kant är placerade vid sidan av fyndplatsen och har ett svart streck som visar fyndplatsens exakta position. Kartans mittpunktskoordinat är N 6908850, E 526520 i SWEREF 99 TM.</w:t>
+        <w:t>Figur 1. Fyndplatser för naturvårdsarter i och inom 24 meter från avverkningsanmälan. Markörer utan svart kant är placerade på fyndplatsen. Markörer med svart kant är placerade vid sidan av fyndplatsen har ett svart streck som visar fyndplatsens exakta position. Kartans mittpunktskoordinat är N 6908850, E 526520 i SWEREF 99 TM.</w:t>
+      </w:r>
+    </w:p>
+    <w:p>
+      <w:r>
+        <w:t>I och inom 24 meter från avverkningsanmälan finns fynd av 9 naturvårdsarter, varav 4 är rödlistade, 5 är fridlysta, 5 är typiska (T) och 1 är signalart (S): kolflarnlav (NT, T), mörk kolflarnlav (NT), tallticka (NT, T), varglav (NT, §8), nästlav (S, T), spillkråka (T, §4), tjäder (T, §4), fläcknycklar (§8) och revlummer (§9). Se Figur 1.</w:t>
+      </w:r>
+    </w:p>
+    <w:p>
+      <w:r>
+        <w:t>Nedan presenteras relevanta utdrag ur standarderna för FSC, Chain of Custody, Controlled Wood och PEFC.</w:t>
+      </w:r>
+    </w:p>
+    <w:p>
+      <w:r>
+        <w:t>Vi förväntar oss att ni återkommer med ett skriftligt svar på vårt klagomål och även beskriver vilka korrigerande åtgärder ni satt in för att rätta till identifierade brister i er efterlevnad av den svenska FSC standarden.</w:t>
       </w:r>
     </w:p>
     <w:p>
       <w:pPr>
-        <w:pStyle w:val="Heading2"/>
+        <w:pStyle w:val="Heading1"/>
       </w:pPr>
       <w:r>
-        <w:t>Fridlysta arter</w:t>
+        <w:t>Naturvårdsarter och fridlysta arter</w:t>
       </w:r>
     </w:p>
     <w:p>
       <w:r>
-        <w:t>Följande fridlysta arter har sina livsmiljöer och växtplatser i den avverkningsanmälda skogen: varglav (NT, §8), spillkråka (T, §4), tjäder (T, §4), fläcknycklar (§8) och revlummer (§9).</w:t>
+        <w:t>Nedan följer beskrivningar av de naturvårdsarter och fridlysta arter som har sina livsmiljöer och växtplatser i den avverkningsanmälda skogen. Se även ytterligare artfakta i BILAGA 1. De påträffade naturvårdsarterna är ett tydligt kvitto på att det rör sig om en skog med höga naturvärden.</w:t>
       </w:r>
     </w:p>
     <w:p>
-      <w:r>
-        <w:t xml:space="preserve">Observera att medlemsländerna är skyldiga att agera i enlighet med EU:s fågeldirektiv där det uttryckligen står att direktivet gäller för fåglar samt för deras ägg, bon och </w:t>
-      </w:r>
       <w:r>
         <w:rPr>
           <w:b/>
         </w:rPr>
-        <w:t xml:space="preserve">livsmiljöer </w:t>
-      </w:r>
-      <w:r>
-        <w:t>(artikel 1). Vidare att de åtgärder som vidtas inte får leda till en försämring av den nuvarande situationen beträffande bevarandet av de fågelarter som avses i artikel 1 (artikel 13). Fågeldirektivet är styrande för tillsynsansvariga myndigheters ärendehantering, ställningstaganden och beslutsfattande.</w:t>
+        <w:t>Kolflarnlav (NT)</w:t>
+      </w:r>
+      <w:r>
+        <w:t xml:space="preserve"> är brandberoende och växer nästan uteslutande på kolad hård kärnved av tall. Etableringen verkar ske först 100–300 år efter brand och nytt substrat nybildas i mycket begränsad omfattning. Avverkning av tallskog av naturskogskaraktär med spår av återkommande bränder är ett hot och mängden lämplig ved att växa på för arten minskar dels på grund av naturlig nedbrytning men framförallt på grund av att det förstörs i samband med slutavverkningar, gallringar och markberedning. Såväl kolflarnlav som mörk kolflarnlav har glänsande bålfjäll och förekommer främst i tall- och blandbarrskogar av naturskogskaraktär med spår av återkommande bränder. Skogar som dessa hyser höga biologiska värden och bör skyddas. Kolflarnlav är typisk art för </w:t>
+      </w:r>
+      <w:r>
+        <w:rPr>
+          <w:i/>
+        </w:rPr>
+        <w:t>9010 Taiga</w:t>
+      </w:r>
+      <w:r>
+        <w:t xml:space="preserve"> (SLU Artdatabanken, 2024).</w:t>
+      </w:r>
+    </w:p>
+    <w:p>
+      <w:r>
+        <w:rPr>
+          <w:b/>
+        </w:rPr>
+        <w:t>Mörk kolflarnlav (NT)</w:t>
+      </w:r>
+      <w:r>
+        <w:t xml:space="preserve"> är brandberoende och växer nästan uteslutande på kolad hård kärnved av tall. Arten förekommer främst i glesa, öppna tall- och blandbarrskogar av naturskogskaraktär och etableringen verkar ske sent efter brand, kanske först efter 100–300 år. Mörk kolflarnlav indikerar skog med höga naturvärden och vanligast är att den påträffas på rester av nedbrunna torrakor och högstubbar och lågstubbar som är så grova att hela innandömet är urbränt. Tall- och blandbarrskogar av naturskogskaraktär med spår av återkommande bränder hyser höga biologiska värden och bör skyddas (SLU Artdatabanken, 2024).</w:t>
+      </w:r>
+    </w:p>
+    <w:p>
+      <w:r>
+        <w:rPr>
+          <w:b/>
+        </w:rPr>
+        <w:t xml:space="preserve">Tallticka (NT) </w:t>
+      </w:r>
+      <w:r>
+        <w:t xml:space="preserve">uppträder först på tallar som är 100–150 år gamla men är vanligast på träd som är runt 150–200 år eller äldre. I skogslandskapet är den främst knuten till tallnaturskogar och restbiotoper med biologiskt gamla träd och signalerar vanligtvis skyddsvärda tallbestånd med höga naturvärden. Tallticka är typisk art för </w:t>
+      </w:r>
+      <w:r>
+        <w:rPr>
+          <w:i/>
+        </w:rPr>
+        <w:t xml:space="preserve">9010 Taiga </w:t>
+      </w:r>
+      <w:r>
+        <w:t xml:space="preserve">och </w:t>
+      </w:r>
+      <w:r>
+        <w:rPr>
+          <w:i/>
+        </w:rPr>
+        <w:t>9060 Åsbarrskog</w:t>
+      </w:r>
+      <w:r>
+        <w:t xml:space="preserve"> (SLU Artdatabanken, 2023; Nitare &amp; Skogsstyrelsen, 2019).</w:t>
+      </w:r>
+    </w:p>
+    <w:p>
+      <w:r>
+        <w:rPr>
+          <w:b/>
+        </w:rPr>
+        <w:t>Varglav (NT, §8)</w:t>
+      </w:r>
+      <w:r>
+        <w:t xml:space="preserve"> växer på gammal, torr, hård ved, främst på torrakor och högstubbar av tall i öppna lägen, främst på myrar och i myrkanter. Lämpliga torrakor nyskapas praktiskt taget inte alls. Arten är placerad högst upp i Skogsstyrelsens värdepyramid för bedömning av skog med höga naturvärden och är fridlyst enligt 8 § artskyddsförordningen. Tidigare fanns varglav även på ved i kulturlandskapet men den har nästan helt försvunnit från denna miljö. På lokaler med riklig förekomst av varglav kan man hitta den sällsynta lavparasiten varglavsknöl (VU), som är knuten till varglav (SLU Artdatabanken, 2024; Nitare &amp; Skogsstyrelsen, 2019).</w:t>
+      </w:r>
+    </w:p>
+    <w:p>
+      <w:r>
+        <w:rPr>
+          <w:b/>
+        </w:rPr>
+        <w:t>Nästlav</w:t>
+      </w:r>
+      <w:r>
+        <w:t xml:space="preserve"> indikerar söder om den naturliga norrlandsgränsen äldre barrskogsområden med höga naturvärden där andra ovanliga nordliga barrskogsarter kan påträffas. Nästlav är typisk art för </w:t>
+      </w:r>
+      <w:r>
+        <w:rPr>
+          <w:i/>
+        </w:rPr>
+        <w:t xml:space="preserve">9010 Taiga </w:t>
+      </w:r>
+      <w:r>
+        <w:t>(Nitare &amp; Skogsstyrelsen, 2019; SLU Artdatabanken, 2025).</w:t>
       </w:r>
     </w:p>
     <w:p>
@@ -333,110 +394,6 @@
       </w:r>
       <w:r>
         <w:t>. Tjädern är en utpräglad skogsfågel knuten till större sammanhängande barrskogsområden. Tupparna och hönorna utnyttjar till viss del olika miljöer, och habitatvalet varierar dessutom mellan olika delar av året. För att det ska finnas livskraftiga tjäderbestånd krävs funktionella skogslandskap med en blandning av uppvuxen, gles och luckig skog, täta sumpskogar, myrar och andra små våtmarker. Arten försvinner när skogen fragmenteras och den sammanlagda arealen hyggen och andra öppna områden blir för stor. Ett småskaligt och försiktigt virkesuttag genom hyggesfria metoder kan i vissa fall vara möjligt i området inom 200 m från lekcentrum. Längre ut från lekcentrum, inom 200–500 m bör den avverkade ytan inte överskrida 1 hektar för att undvika alltför stora och snabba förändringar (Skogsstyrelsen, 2019; SLU Artdatabanken, 2024).</w:t>
-      </w:r>
-    </w:p>
-    <w:p>
-      <w:r>
-        <w:rPr>
-          <w:b/>
-        </w:rPr>
-        <w:t>Varglav (NT, §8)</w:t>
-      </w:r>
-      <w:r>
-        <w:t xml:space="preserve"> växer på gammal, torr, hård ved, främst på torrakor och högstubbar av tall i öppna lägen, främst på myrar och i myrkanter. Lämpliga torrakor nyskapas praktiskt taget inte alls. Arten är placerad högst upp i Skogsstyrelsens värdepyramid för bedömning av skog med höga naturvärden och är fridlyst enligt 8 § artskyddsförordningen. Tidigare fanns varglav även på ved i kulturlandskapet men den har nästan helt försvunnit från denna miljö. På lokaler med riklig förekomst av varglav kan man hitta den sällsynta lavparasiten varglavsknöl (VU), som är knuten till varglav (SLU Artdatabanken, 2024; Nitare &amp; Skogsstyrelsen, 2019).</w:t>
-      </w:r>
-    </w:p>
-    <w:p>
-      <w:r>
-        <w:t>I BILAGA 1 finns mer detaljerad information om ekologi samt krav på livsmiljö hos fridlysta arter.</w:t>
-      </w:r>
-    </w:p>
-    <w:p>
-      <w:pPr>
-        <w:pStyle w:val="Heading2"/>
-      </w:pPr>
-      <w:r>
-        <w:t>Övriga naturvårdsarter</w:t>
-      </w:r>
-    </w:p>
-    <w:p>
-      <w:r>
-        <w:rPr>
-          <w:b/>
-        </w:rPr>
-        <w:t>Kolflarnlav (NT)</w:t>
-      </w:r>
-      <w:r>
-        <w:t xml:space="preserve"> är brandberoende och växer nästan uteslutande på kolad hård kärnved av tall. Etableringen verkar ske först 100–300 år efter brand och nytt substrat nybildas i mycket begränsad omfattning. Avverkning av tallskog av naturskogskaraktär med spår av återkommande bränder är ett hot och mängden lämplig ved att växa på för arten minskar dels på grund av naturlig nedbrytning men framförallt på grund av att det förstörs i samband med slutavverkningar, gallringar och markberedning. Såväl kolflarnlav som mörk kolflarnlav har glänsande bålfjäll och förekommer främst i tall- och blandbarrskogar av naturskogskaraktär med spår av återkommande bränder. Skogar som dessa hyser höga biologiska värden och bör skyddas. Kolflarnlav är typisk art för </w:t>
-      </w:r>
-      <w:r>
-        <w:rPr>
-          <w:i/>
-        </w:rPr>
-        <w:t>9010 Taiga</w:t>
-      </w:r>
-      <w:r>
-        <w:t xml:space="preserve"> (SLU Artdatabanken, 2024).</w:t>
-      </w:r>
-    </w:p>
-    <w:p>
-      <w:r>
-        <w:rPr>
-          <w:b/>
-        </w:rPr>
-        <w:t>Mörk kolflarnlav (NT)</w:t>
-      </w:r>
-      <w:r>
-        <w:t xml:space="preserve"> är brandberoende och växer nästan uteslutande på kolad hård kärnved av tall. Arten förekommer främst i glesa, öppna tall- och blandbarrskogar av naturskogskaraktär och etableringen verkar ske sent efter brand, kanske först efter 100–300 år. Mörk kolflarnlav indikerar skog med höga naturvärden och vanligast är att den påträffas på rester av nedbrunna torrakor och högstubbar och lågstubbar som är så grova att hela innandömet är urbränt. Tall- och blandbarrskogar av naturskogskaraktär med spår av återkommande bränder hyser höga biologiska värden och bör skyddas (SLU Artdatabanken, 2024).</w:t>
-      </w:r>
-    </w:p>
-    <w:p>
-      <w:r>
-        <w:rPr>
-          <w:b/>
-        </w:rPr>
-        <w:t>Nästlav</w:t>
-      </w:r>
-      <w:r>
-        <w:t xml:space="preserve"> indikerar söder om den naturliga norrlandsgränsen äldre barrskogsområden med höga naturvärden där andra ovanliga nordliga barrskogsarter kan påträffas. Nästlav är typisk art för </w:t>
-      </w:r>
-      <w:r>
-        <w:rPr>
-          <w:i/>
-        </w:rPr>
-        <w:t xml:space="preserve">9010 Taiga </w:t>
-      </w:r>
-      <w:r>
-        <w:t>(Nitare &amp; Skogsstyrelsen, 2019; SLU Artdatabanken, 2025).</w:t>
-      </w:r>
-    </w:p>
-    <w:p>
-      <w:r>
-        <w:rPr>
-          <w:b/>
-        </w:rPr>
-        <w:t xml:space="preserve">Tallticka (NT) </w:t>
-      </w:r>
-      <w:r>
-        <w:t xml:space="preserve">uppträder först på tallar som är 100–150 år gamla men är vanligast på träd som är runt 150–200 år eller äldre. I skogslandskapet är den främst knuten till tallnaturskogar och restbiotoper med biologiskt gamla träd och signalerar vanligtvis skyddsvärda tallbestånd med höga naturvärden. Tallticka är typisk art för </w:t>
-      </w:r>
-      <w:r>
-        <w:rPr>
-          <w:i/>
-        </w:rPr>
-        <w:t xml:space="preserve">9010 Taiga </w:t>
-      </w:r>
-      <w:r>
-        <w:t xml:space="preserve">och </w:t>
-      </w:r>
-      <w:r>
-        <w:rPr>
-          <w:i/>
-        </w:rPr>
-        <w:t>9060 Åsbarrskog</w:t>
-      </w:r>
-      <w:r>
-        <w:t xml:space="preserve"> (SLU Artdatabanken, 2023; Nitare &amp; Skogsstyrelsen, 2019).</w:t>
       </w:r>
     </w:p>
     <w:p>
@@ -1014,7 +971,7 @@
     <w:r>
       <w:tab/>
       <w:tab/>
-      <w:t>2026-06-20</w:t>
+      <w:t>2026-06-21</w:t>
       <w:br/>
       <w:br/>
     </w:r>

--- a/klagomål/A 55498-2025 FSC-klagomål.docx
+++ b/klagomål/A 55498-2025 FSC-klagomål.docx
@@ -971,7 +971,7 @@
     <w:r>
       <w:tab/>
       <w:tab/>
-      <w:t>2026-06-21</w:t>
+      <w:t>2026-06-22</w:t>
       <w:br/>
       <w:br/>
     </w:r>

--- a/klagomål/A 55498-2025 FSC-klagomål.docx
+++ b/klagomål/A 55498-2025 FSC-klagomål.docx
@@ -971,7 +971,7 @@
     <w:r>
       <w:tab/>
       <w:tab/>
-      <w:t>2026-06-22</w:t>
+      <w:t>2026-06-23</w:t>
       <w:br/>
       <w:br/>
     </w:r>

--- a/klagomål/A 55498-2025 FSC-klagomål.docx
+++ b/klagomål/A 55498-2025 FSC-klagomål.docx
@@ -971,7 +971,7 @@
     <w:r>
       <w:tab/>
       <w:tab/>
-      <w:t>2026-06-23</w:t>
+      <w:t>2026-06-24</w:t>
       <w:br/>
       <w:br/>
     </w:r>

--- a/klagomål/A 55498-2025 FSC-klagomål.docx
+++ b/klagomål/A 55498-2025 FSC-klagomål.docx
@@ -971,7 +971,7 @@
     <w:r>
       <w:tab/>
       <w:tab/>
-      <w:t>2026-06-24</w:t>
+      <w:t>2026-06-25</w:t>
       <w:br/>
       <w:br/>
     </w:r>

--- a/klagomål/A 55498-2025 FSC-klagomål.docx
+++ b/klagomål/A 55498-2025 FSC-klagomål.docx
@@ -971,7 +971,7 @@
     <w:r>
       <w:tab/>
       <w:tab/>
-      <w:t>2026-06-25</w:t>
+      <w:t>2026-06-26</w:t>
       <w:br/>
       <w:br/>
     </w:r>

--- a/klagomål/A 55498-2025 FSC-klagomål.docx
+++ b/klagomål/A 55498-2025 FSC-klagomål.docx
@@ -971,7 +971,7 @@
     <w:r>
       <w:tab/>
       <w:tab/>
-      <w:t>2026-06-26</w:t>
+      <w:t>2026-06-27</w:t>
       <w:br/>
       <w:br/>
     </w:r>

--- a/klagomål/A 55498-2025 FSC-klagomål.docx
+++ b/klagomål/A 55498-2025 FSC-klagomål.docx
@@ -971,7 +971,7 @@
     <w:r>
       <w:tab/>
       <w:tab/>
-      <w:t>2026-06-27</w:t>
+      <w:t>2026-06-28</w:t>
       <w:br/>
       <w:br/>
     </w:r>

--- a/klagomål/A 55498-2025 FSC-klagomål.docx
+++ b/klagomål/A 55498-2025 FSC-klagomål.docx
@@ -971,7 +971,7 @@
     <w:r>
       <w:tab/>
       <w:tab/>
-      <w:t>2026-06-28</w:t>
+      <w:t>2026-06-29</w:t>
       <w:br/>
       <w:br/>
     </w:r>

--- a/klagomål/A 55498-2025 FSC-klagomål.docx
+++ b/klagomål/A 55498-2025 FSC-klagomål.docx
@@ -971,7 +971,7 @@
     <w:r>
       <w:tab/>
       <w:tab/>
-      <w:t>2026-06-29</w:t>
+      <w:t>2026-06-30</w:t>
       <w:br/>
       <w:br/>
     </w:r>

--- a/klagomål/A 55498-2025 FSC-klagomål.docx
+++ b/klagomål/A 55498-2025 FSC-klagomål.docx
@@ -971,7 +971,7 @@
     <w:r>
       <w:tab/>
       <w:tab/>
-      <w:t>2026-06-30</w:t>
+      <w:t>2026-07-01</w:t>
       <w:br/>
       <w:br/>
     </w:r>

--- a/klagomål/A 55498-2025 FSC-klagomål.docx
+++ b/klagomål/A 55498-2025 FSC-klagomål.docx
@@ -971,7 +971,7 @@
     <w:r>
       <w:tab/>
       <w:tab/>
-      <w:t>2026-07-01</w:t>
+      <w:t>2026-07-02</w:t>
       <w:br/>
       <w:br/>
     </w:r>

--- a/klagomål/A 55498-2025 FSC-klagomål.docx
+++ b/klagomål/A 55498-2025 FSC-klagomål.docx
@@ -971,7 +971,7 @@
     <w:r>
       <w:tab/>
       <w:tab/>
-      <w:t>2026-07-13</w:t>
+      <w:t>2026-07-14</w:t>
       <w:br/>
       <w:br/>
     </w:r>

--- a/klagomål/A 55498-2025 FSC-klagomål.docx
+++ b/klagomål/A 55498-2025 FSC-klagomål.docx
@@ -971,7 +971,7 @@
     <w:r>
       <w:tab/>
       <w:tab/>
-      <w:t>2026-07-14</w:t>
+      <w:t>2026-07-15</w:t>
       <w:br/>
       <w:br/>
     </w:r>

--- a/klagomål/A 55498-2025 FSC-klagomål.docx
+++ b/klagomål/A 55498-2025 FSC-klagomål.docx
@@ -971,7 +971,7 @@
     <w:r>
       <w:tab/>
       <w:tab/>
-      <w:t>2026-07-15</w:t>
+      <w:t>2026-07-16</w:t>
       <w:br/>
       <w:br/>
     </w:r>

--- a/klagomål/A 55498-2025 FSC-klagomål.docx
+++ b/klagomål/A 55498-2025 FSC-klagomål.docx
@@ -971,7 +971,7 @@
     <w:r>
       <w:tab/>
       <w:tab/>
-      <w:t>2026-07-16</w:t>
+      <w:t>2026-07-17</w:t>
       <w:br/>
       <w:br/>
     </w:r>

--- a/klagomål/A 55498-2025 FSC-klagomål.docx
+++ b/klagomål/A 55498-2025 FSC-klagomål.docx
@@ -971,7 +971,7 @@
     <w:r>
       <w:tab/>
       <w:tab/>
-      <w:t>2026-07-17</w:t>
+      <w:t>2026-07-18</w:t>
       <w:br/>
       <w:br/>
     </w:r>

--- a/klagomål/A 55498-2025 FSC-klagomål.docx
+++ b/klagomål/A 55498-2025 FSC-klagomål.docx
@@ -971,7 +971,7 @@
     <w:r>
       <w:tab/>
       <w:tab/>
-      <w:t>2026-07-18</w:t>
+      <w:t>2026-07-19</w:t>
       <w:br/>
       <w:br/>
     </w:r>

--- a/klagomål/A 55498-2025 FSC-klagomål.docx
+++ b/klagomål/A 55498-2025 FSC-klagomål.docx
@@ -971,7 +971,7 @@
     <w:r>
       <w:tab/>
       <w:tab/>
-      <w:t>2026-07-19</w:t>
+      <w:t>2026-07-20</w:t>
       <w:br/>
       <w:br/>
     </w:r>

--- a/klagomål/A 55498-2025 FSC-klagomål.docx
+++ b/klagomål/A 55498-2025 FSC-klagomål.docx
@@ -971,7 +971,7 @@
     <w:r>
       <w:tab/>
       <w:tab/>
-      <w:t>2026-07-20</w:t>
+      <w:t>2026-07-21</w:t>
       <w:br/>
       <w:br/>
     </w:r>

--- a/klagomål/A 55498-2025 FSC-klagomål.docx
+++ b/klagomål/A 55498-2025 FSC-klagomål.docx
@@ -971,7 +971,7 @@
     <w:r>
       <w:tab/>
       <w:tab/>
-      <w:t>2026-07-21</w:t>
+      <w:t>2026-07-22</w:t>
       <w:br/>
       <w:br/>
     </w:r>

--- a/klagomål/A 55498-2025 FSC-klagomål.docx
+++ b/klagomål/A 55498-2025 FSC-klagomål.docx
@@ -971,7 +971,7 @@
     <w:r>
       <w:tab/>
       <w:tab/>
-      <w:t>2026-07-22</w:t>
+      <w:t>2026-07-23</w:t>
       <w:br/>
       <w:br/>
     </w:r>

--- a/klagomål/A 55498-2025 FSC-klagomål.docx
+++ b/klagomål/A 55498-2025 FSC-klagomål.docx
@@ -971,7 +971,7 @@
     <w:r>
       <w:tab/>
       <w:tab/>
-      <w:t>2026-07-23</w:t>
+      <w:t>2026-07-24</w:t>
       <w:br/>
       <w:br/>
     </w:r>

--- a/klagomål/A 55498-2025 FSC-klagomål.docx
+++ b/klagomål/A 55498-2025 FSC-klagomål.docx
@@ -971,7 +971,7 @@
     <w:r>
       <w:tab/>
       <w:tab/>
-      <w:t>2026-07-24</w:t>
+      <w:t>2026-07-25</w:t>
       <w:br/>
       <w:br/>
     </w:r>

--- a/klagomål/A 55498-2025 FSC-klagomål.docx
+++ b/klagomål/A 55498-2025 FSC-klagomål.docx
@@ -971,7 +971,7 @@
     <w:r>
       <w:tab/>
       <w:tab/>
-      <w:t>2026-07-25</w:t>
+      <w:t>2026-07-26</w:t>
       <w:br/>
       <w:br/>
     </w:r>

--- a/klagomål/A 55498-2025 FSC-klagomål.docx
+++ b/klagomål/A 55498-2025 FSC-klagomål.docx
@@ -971,7 +971,7 @@
     <w:r>
       <w:tab/>
       <w:tab/>
-      <w:t>2026-07-26</w:t>
+      <w:t>2026-07-27</w:t>
       <w:br/>
       <w:br/>
     </w:r>

--- a/klagomål/A 55498-2025 FSC-klagomål.docx
+++ b/klagomål/A 55498-2025 FSC-klagomål.docx
@@ -971,7 +971,7 @@
     <w:r>
       <w:tab/>
       <w:tab/>
-      <w:t>2026-07-27</w:t>
+      <w:t>2026-07-28</w:t>
       <w:br/>
       <w:br/>
     </w:r>

--- a/klagomål/A 55498-2025 FSC-klagomål.docx
+++ b/klagomål/A 55498-2025 FSC-klagomål.docx
@@ -971,7 +971,7 @@
     <w:r>
       <w:tab/>
       <w:tab/>
-      <w:t>2026-07-28</w:t>
+      <w:t>2026-07-29</w:t>
       <w:br/>
       <w:br/>
     </w:r>

--- a/klagomål/A 55498-2025 FSC-klagomål.docx
+++ b/klagomål/A 55498-2025 FSC-klagomål.docx
@@ -971,7 +971,7 @@
     <w:r>
       <w:tab/>
       <w:tab/>
-      <w:t>2026-07-29</w:t>
+      <w:t>2026-07-30</w:t>
       <w:br/>
       <w:br/>
     </w:r>

--- a/klagomål/A 55498-2025 FSC-klagomål.docx
+++ b/klagomål/A 55498-2025 FSC-klagomål.docx
@@ -971,7 +971,7 @@
     <w:r>
       <w:tab/>
       <w:tab/>
-      <w:t>2026-07-30</w:t>
+      <w:t>2026-07-31</w:t>
       <w:br/>
       <w:br/>
     </w:r>

--- a/klagomål/A 55498-2025 FSC-klagomål.docx
+++ b/klagomål/A 55498-2025 FSC-klagomål.docx
@@ -971,7 +971,7 @@
     <w:r>
       <w:tab/>
       <w:tab/>
-      <w:t>2026-07-31</w:t>
+      <w:t>2026-08-01</w:t>
       <w:br/>
       <w:br/>
     </w:r>

--- a/klagomål/A 55498-2025 FSC-klagomål.docx
+++ b/klagomål/A 55498-2025 FSC-klagomål.docx
@@ -971,7 +971,7 @@
     <w:r>
       <w:tab/>
       <w:tab/>
-      <w:t>2026-08-01</w:t>
+      <w:t>2026-08-02</w:t>
       <w:br/>
       <w:br/>
     </w:r>

--- a/klagomål/A 55498-2025 FSC-klagomål.docx
+++ b/klagomål/A 55498-2025 FSC-klagomål.docx
@@ -971,7 +971,7 @@
     <w:r>
       <w:tab/>
       <w:tab/>
-      <w:t>2026-08-02</w:t>
+      <w:t>2026-08-03</w:t>
       <w:br/>
       <w:br/>
     </w:r>

--- a/klagomål/A 55498-2025 FSC-klagomål.docx
+++ b/klagomål/A 55498-2025 FSC-klagomål.docx
@@ -971,7 +971,7 @@
     <w:r>
       <w:tab/>
       <w:tab/>
-      <w:t>2026-08-03</w:t>
+      <w:t>2026-08-05</w:t>
       <w:br/>
       <w:br/>
     </w:r>

--- a/klagomål/A 55498-2025 FSC-klagomål.docx
+++ b/klagomål/A 55498-2025 FSC-klagomål.docx
@@ -971,7 +971,7 @@
     <w:r>
       <w:tab/>
       <w:tab/>
-      <w:t>2026-08-05</w:t>
+      <w:t>2026-08-07</w:t>
       <w:br/>
       <w:br/>
     </w:r>

--- a/klagomål/A 55498-2025 FSC-klagomål.docx
+++ b/klagomål/A 55498-2025 FSC-klagomål.docx
@@ -971,7 +971,7 @@
     <w:r>
       <w:tab/>
       <w:tab/>
-      <w:t>2026-08-07</w:t>
+      <w:t>2026-08-08</w:t>
       <w:br/>
       <w:br/>
     </w:r>

--- a/klagomål/A 55498-2025 FSC-klagomål.docx
+++ b/klagomål/A 55498-2025 FSC-klagomål.docx
@@ -216,7 +216,7 @@
         <w:spacing w:after="240"/>
       </w:pPr>
       <w:r>
-        <w:t>Figur 1. Fyndplatser för naturvårdsarter i och inom 24 meter från avverkningsanmälan. Markörer utan svart kant är placerade på fyndplatsen. Markörer med svart kant är placerade vid sidan av fyndplatsen har ett svart streck som visar fyndplatsens exakta position. Kartans mittpunktskoordinat är N 6908850, E 526520 i SWEREF 99 TM.</w:t>
+        <w:t>Figur 1. Fyndplatser för naturvårdsarter i och inom 24 meter från avverkningsanmälan. Markörer utan svart kant är placerade på fyndplatsen. Markörer med svart kant är placerade vid sidan av fyndplatsen och har ett svart streck som visar fyndplatsens exakta position. Kartans mittpunktskoordinat är N 6908850, E 526520 i SWEREF 99 TM.</w:t>
       </w:r>
     </w:p>
     <w:p>
@@ -971,7 +971,7 @@
     <w:r>
       <w:tab/>
       <w:tab/>
-      <w:t>2026-08-14</w:t>
+      <w:t>2026-08-15</w:t>
       <w:br/>
       <w:br/>
     </w:r>

--- a/klagomål/A 55498-2025 FSC-klagomål.docx
+++ b/klagomål/A 55498-2025 FSC-klagomål.docx
@@ -971,7 +971,7 @@
     <w:r>
       <w:tab/>
       <w:tab/>
-      <w:t>2026-08-15</w:t>
+      <w:t>2026-08-16</w:t>
       <w:br/>
       <w:br/>
     </w:r>

--- a/klagomål/A 55498-2025 FSC-klagomål.docx
+++ b/klagomål/A 55498-2025 FSC-klagomål.docx
@@ -971,7 +971,7 @@
     <w:r>
       <w:tab/>
       <w:tab/>
-      <w:t>2026-08-16</w:t>
+      <w:t>2026-08-17</w:t>
       <w:br/>
       <w:br/>
     </w:r>

--- a/klagomål/A 55498-2025 FSC-klagomål.docx
+++ b/klagomål/A 55498-2025 FSC-klagomål.docx
@@ -971,7 +971,7 @@
     <w:r>
       <w:tab/>
       <w:tab/>
-      <w:t>2026-08-17</w:t>
+      <w:t>2026-08-18</w:t>
       <w:br/>
       <w:br/>
     </w:r>

--- a/klagomål/A 55498-2025 FSC-klagomål.docx
+++ b/klagomål/A 55498-2025 FSC-klagomål.docx
@@ -971,7 +971,7 @@
     <w:r>
       <w:tab/>
       <w:tab/>
-      <w:t>2026-08-18</w:t>
+      <w:t>2026-08-19</w:t>
       <w:br/>
       <w:br/>
     </w:r>

--- a/klagomål/A 55498-2025 FSC-klagomål.docx
+++ b/klagomål/A 55498-2025 FSC-klagomål.docx
@@ -971,7 +971,7 @@
     <w:r>
       <w:tab/>
       <w:tab/>
-      <w:t>2026-08-19</w:t>
+      <w:t>2026-08-20</w:t>
       <w:br/>
       <w:br/>
     </w:r>

--- a/klagomål/A 55498-2025 FSC-klagomål.docx
+++ b/klagomål/A 55498-2025 FSC-klagomål.docx
@@ -971,7 +971,7 @@
     <w:r>
       <w:tab/>
       <w:tab/>
-      <w:t>2026-08-20</w:t>
+      <w:t>2026-08-21</w:t>
       <w:br/>
       <w:br/>
     </w:r>

--- a/klagomål/A 55498-2025 FSC-klagomål.docx
+++ b/klagomål/A 55498-2025 FSC-klagomål.docx
@@ -971,7 +971,7 @@
     <w:r>
       <w:tab/>
       <w:tab/>
-      <w:t>2026-08-21</w:t>
+      <w:t>2026-08-22</w:t>
       <w:br/>
       <w:br/>
     </w:r>
